--- a/First_Review_Documents/Topic3_Analysis_and_Requirements.docx
+++ b/First_Review_Documents/Topic3_Analysis_and_Requirements.docx
@@ -4,29 +4,29 @@
   <w:body>
     <w:p>
       <w:pPr>
-        <w:spacing w:before="0" w:after="40"/>
+        <w:spacing w:before="0" w:after="40" w:line="276" w:lineRule="auto"/>
         <w:jc w:val="left"/>
       </w:pPr>
       <w:r>
         <w:rPr>
           <w:rFonts w:ascii="Times New Roman" w:hAnsi="Times New Roman"/>
           <w:b/>
-          <w:color w:val="1E3A8A"/>
-          <w:sz w:val="44"/>
+          <w:color w:val="000000"/>
+          <w:sz w:val="36"/>
         </w:rPr>
         <w:t>ANALYSIS AND REQUIREMENTS</w:t>
       </w:r>
     </w:p>
     <w:p>
       <w:pPr>
-        <w:spacing w:before="0" w:after="280"/>
+        <w:spacing w:before="0" w:after="200" w:line="276" w:lineRule="auto"/>
         <w:jc w:val="left"/>
       </w:pPr>
       <w:r>
         <w:rPr>
           <w:rFonts w:ascii="Times New Roman" w:hAnsi="Times New Roman"/>
           <w:i/>
-          <w:color w:val="64748B"/>
+          <w:color w:val="000000"/>
           <w:sz w:val="22"/>
         </w:rPr>
         <w:t>Project Work: Community Lending Platform for Sharing and Borrowing Household Resources</w:t>
@@ -35,123 +35,56 @@
     <w:p>
       <w:pPr>
         <w:keepNext/>
-        <w:spacing w:before="280" w:after="80"/>
+        <w:spacing w:before="200" w:after="40" w:line="312" w:lineRule="auto"/>
       </w:pPr>
       <w:r>
         <w:rPr>
           <w:rFonts w:ascii="Times New Roman" w:hAnsi="Times New Roman"/>
           <w:b/>
-          <w:color w:val="1E3A8A"/>
-          <w:sz w:val="28"/>
+          <w:color w:val="000000"/>
+          <w:sz w:val="26"/>
         </w:rPr>
         <w:t>1. Problem Analysis &amp; Stakeholder Modeling</w:t>
       </w:r>
     </w:p>
     <w:p>
       <w:pPr>
-        <w:spacing w:line="300" w:lineRule="auto" w:after="120"/>
+        <w:spacing w:line="360" w:lineRule="auto" w:after="100"/>
         <w:jc w:val="both"/>
       </w:pPr>
       <w:r>
         <w:rPr>
           <w:rFonts w:ascii="Times New Roman" w:hAnsi="Times New Roman"/>
+          <w:color w:val="000000"/>
           <w:sz w:val="24"/>
         </w:rPr>
-        <w:t>Comprehensive domain analysis indicates that informal peer-to-peer sharing breaks down due to three core factors: information asymmetry (residents do not know what neighbors own), trust deficits (fear of item loss or damage), and scheduling friction. To address these factors, the system models three primary user roles:</w:t>
+        <w:t>Comprehensive domain analysis indicates that informal peer-to-peer sharing breaks down due to three core factors: information asymmetry (residents do not know what neighbors own), trust deficits (fear of item loss or damage), and scheduling friction. To address these factors, the system models three primary user roles: Resource Owner (catalogs items with photos and evaluates requests), Resource Borrower (searches catalog, requests items, coordinates returns), and System Engine (enforces cryptographic security, manages storage, orchestrates state transitions).</w:t>
       </w:r>
     </w:p>
     <w:p>
       <w:pPr>
-        <w:pStyle w:val="ListBullet"/>
-        <w:spacing w:line="288" w:lineRule="auto" w:after="80"/>
-        <w:jc w:val="both"/>
+        <w:keepNext/>
+        <w:spacing w:before="200" w:after="40" w:line="312" w:lineRule="auto"/>
       </w:pPr>
       <w:r>
         <w:rPr>
           <w:rFonts w:ascii="Times New Roman" w:hAnsi="Times New Roman"/>
           <w:b/>
-          <w:color w:val="1E3A8A"/>
-          <w:sz w:val="24"/>
-        </w:rPr>
-        <w:t xml:space="preserve">Resource Owner: </w:t>
-      </w:r>
-      <w:r>
-        <w:rPr>
-          <w:rFonts w:ascii="Times New Roman" w:hAnsi="Times New Roman"/>
-          <w:sz w:val="24"/>
-        </w:rPr>
-        <w:t>A verified community member who catalogs physical possessions, attaches photographic evidence of condition, reviews incoming borrow requests, and approves or declines them.</w:t>
-      </w:r>
-    </w:p>
-    <w:p>
-      <w:pPr>
-        <w:pStyle w:val="ListBullet"/>
-        <w:spacing w:line="288" w:lineRule="auto" w:after="80"/>
-        <w:jc w:val="both"/>
-      </w:pPr>
-      <w:r>
-        <w:rPr>
-          <w:rFonts w:ascii="Times New Roman" w:hAnsi="Times New Roman"/>
-          <w:b/>
-          <w:color w:val="1E3A8A"/>
-          <w:sz w:val="24"/>
-        </w:rPr>
-        <w:t xml:space="preserve">Resource Borrower: </w:t>
-      </w:r>
-      <w:r>
-        <w:rPr>
-          <w:rFonts w:ascii="Times New Roman" w:hAnsi="Times New Roman"/>
-          <w:sz w:val="24"/>
-        </w:rPr>
-        <w:t>A community member who searches for needed equipment, transmits structured borrow requests, coordinates physical pickup, and marks items as returned.</w:t>
-      </w:r>
-    </w:p>
-    <w:p>
-      <w:pPr>
-        <w:pStyle w:val="ListBullet"/>
-        <w:spacing w:line="288" w:lineRule="auto" w:after="80"/>
-        <w:jc w:val="both"/>
-      </w:pPr>
-      <w:r>
-        <w:rPr>
-          <w:rFonts w:ascii="Times New Roman" w:hAnsi="Times New Roman"/>
-          <w:b/>
-          <w:color w:val="1E3A8A"/>
-          <w:sz w:val="24"/>
-        </w:rPr>
-        <w:t xml:space="preserve">System Engine / Administrator: </w:t>
-      </w:r>
-      <w:r>
-        <w:rPr>
-          <w:rFonts w:ascii="Times New Roman" w:hAnsi="Times New Roman"/>
-          <w:sz w:val="24"/>
-        </w:rPr>
-        <w:t>The automated controller enforcing cryptographic password security, managing media storage, orchestrating state transitions, and preserving historical transaction ledgers.</w:t>
-      </w:r>
-    </w:p>
-    <w:p>
-      <w:pPr>
-        <w:keepNext/>
-        <w:spacing w:before="280" w:after="80"/>
-      </w:pPr>
-      <w:r>
-        <w:rPr>
-          <w:rFonts w:ascii="Times New Roman" w:hAnsi="Times New Roman"/>
-          <w:b/>
-          <w:color w:val="1E3A8A"/>
-          <w:sz w:val="28"/>
+          <w:color w:val="000000"/>
+          <w:sz w:val="26"/>
         </w:rPr>
         <w:t>2. Analysis Model in Unified Modeling Language (UML)</w:t>
       </w:r>
     </w:p>
     <w:p>
       <w:pPr>
-        <w:spacing w:line="300" w:lineRule="auto" w:after="120"/>
+        <w:spacing w:line="360" w:lineRule="auto" w:after="100"/>
         <w:jc w:val="both"/>
       </w:pPr>
       <w:r>
         <w:rPr>
           <w:rFonts w:ascii="Times New Roman" w:hAnsi="Times New Roman"/>
+          <w:color w:val="000000"/>
           <w:sz w:val="24"/>
         </w:rPr>
         <w:t>To formally define system interactions and behavioral states, the analysis model is expressed via tabular Use Case specifications and State Transition dynamics:</w:t>
@@ -160,13 +93,13 @@
     <w:p>
       <w:pPr>
         <w:keepNext/>
-        <w:spacing w:before="200" w:after="60"/>
+        <w:spacing w:before="120" w:after="40" w:line="312" w:lineRule="auto"/>
       </w:pPr>
       <w:r>
         <w:rPr>
           <w:rFonts w:ascii="Times New Roman" w:hAnsi="Times New Roman"/>
           <w:b/>
-          <w:color w:val="334155"/>
+          <w:color w:val="000000"/>
           <w:sz w:val="24"/>
         </w:rPr>
         <w:t>2.1 Tabular Use Case Specification</w:t>
@@ -189,12 +122,12 @@
         <w:tc>
           <w:tcPr>
             <w:tcW w:type="dxa" w:w="2340"/>
-            <w:shd w:fill="1E3A8A"/>
+            <w:shd w:fill="E2E8F0"/>
             <w:tcMar>
-              <w:top w:w="120" w:type="dxa"/>
-              <w:bottom w:w="120" w:type="dxa"/>
-              <w:left w:w="140" w:type="dxa"/>
-              <w:right w:w="140" w:type="dxa"/>
+              <w:top w:w="100" w:type="dxa"/>
+              <w:bottom w:w="100" w:type="dxa"/>
+              <w:left w:w="120" w:type="dxa"/>
+              <w:right w:w="120" w:type="dxa"/>
             </w:tcMar>
           </w:tcPr>
           <w:p>
@@ -202,7 +135,7 @@
               <w:rPr>
                 <w:rFonts w:ascii="Times New Roman" w:hAnsi="Times New Roman"/>
                 <w:b/>
-                <w:color w:val="FFFFFF"/>
+                <w:color w:val="000000"/>
                 <w:sz w:val="20"/>
               </w:rPr>
               <w:t>Use Case ID</w:t>
@@ -212,12 +145,12 @@
         <w:tc>
           <w:tcPr>
             <w:tcW w:type="dxa" w:w="2340"/>
-            <w:shd w:fill="1E3A8A"/>
+            <w:shd w:fill="E2E8F0"/>
             <w:tcMar>
-              <w:top w:w="120" w:type="dxa"/>
-              <w:bottom w:w="120" w:type="dxa"/>
-              <w:left w:w="140" w:type="dxa"/>
-              <w:right w:w="140" w:type="dxa"/>
+              <w:top w:w="100" w:type="dxa"/>
+              <w:bottom w:w="100" w:type="dxa"/>
+              <w:left w:w="120" w:type="dxa"/>
+              <w:right w:w="120" w:type="dxa"/>
             </w:tcMar>
           </w:tcPr>
           <w:p>
@@ -225,7 +158,7 @@
               <w:rPr>
                 <w:rFonts w:ascii="Times New Roman" w:hAnsi="Times New Roman"/>
                 <w:b/>
-                <w:color w:val="FFFFFF"/>
+                <w:color w:val="000000"/>
                 <w:sz w:val="20"/>
               </w:rPr>
               <w:t>Use Case Name</w:t>
@@ -235,12 +168,12 @@
         <w:tc>
           <w:tcPr>
             <w:tcW w:type="dxa" w:w="2340"/>
-            <w:shd w:fill="1E3A8A"/>
+            <w:shd w:fill="E2E8F0"/>
             <w:tcMar>
-              <w:top w:w="120" w:type="dxa"/>
-              <w:bottom w:w="120" w:type="dxa"/>
-              <w:left w:w="140" w:type="dxa"/>
-              <w:right w:w="140" w:type="dxa"/>
+              <w:top w:w="100" w:type="dxa"/>
+              <w:bottom w:w="100" w:type="dxa"/>
+              <w:left w:w="120" w:type="dxa"/>
+              <w:right w:w="120" w:type="dxa"/>
             </w:tcMar>
           </w:tcPr>
           <w:p>
@@ -248,7 +181,7 @@
               <w:rPr>
                 <w:rFonts w:ascii="Times New Roman" w:hAnsi="Times New Roman"/>
                 <w:b/>
-                <w:color w:val="FFFFFF"/>
+                <w:color w:val="000000"/>
                 <w:sz w:val="20"/>
               </w:rPr>
               <w:t>Primary Actor</w:t>
@@ -258,12 +191,12 @@
         <w:tc>
           <w:tcPr>
             <w:tcW w:type="dxa" w:w="2340"/>
-            <w:shd w:fill="1E3A8A"/>
+            <w:shd w:fill="E2E8F0"/>
             <w:tcMar>
-              <w:top w:w="120" w:type="dxa"/>
-              <w:bottom w:w="120" w:type="dxa"/>
-              <w:left w:w="140" w:type="dxa"/>
-              <w:right w:w="140" w:type="dxa"/>
+              <w:top w:w="100" w:type="dxa"/>
+              <w:bottom w:w="100" w:type="dxa"/>
+              <w:left w:w="120" w:type="dxa"/>
+              <w:right w:w="120" w:type="dxa"/>
             </w:tcMar>
           </w:tcPr>
           <w:p>
@@ -271,7 +204,7 @@
               <w:rPr>
                 <w:rFonts w:ascii="Times New Roman" w:hAnsi="Times New Roman"/>
                 <w:b/>
-                <w:color w:val="FFFFFF"/>
+                <w:color w:val="000000"/>
                 <w:sz w:val="20"/>
               </w:rPr>
               <w:t>Operational Flow &amp; Constraints</w:t>
@@ -284,8 +217,8 @@
           <w:tcPr>
             <w:tcW w:type="dxa" w:w="2340"/>
             <w:tcMar>
-              <w:top w:w="80" w:type="dxa"/>
-              <w:bottom w:w="80" w:type="dxa"/>
+              <w:top w:w="70" w:type="dxa"/>
+              <w:bottom w:w="70" w:type="dxa"/>
               <w:left w:w="100" w:type="dxa"/>
               <w:right w:w="100" w:type="dxa"/>
             </w:tcMar>
@@ -294,6 +227,7 @@
             <w:r>
               <w:rPr>
                 <w:rFonts w:ascii="Times New Roman" w:hAnsi="Times New Roman"/>
+                <w:color w:val="000000"/>
                 <w:sz w:val="19"/>
               </w:rPr>
               <w:t>UC-01</w:t>
@@ -304,8 +238,8 @@
           <w:tcPr>
             <w:tcW w:type="dxa" w:w="2340"/>
             <w:tcMar>
-              <w:top w:w="80" w:type="dxa"/>
-              <w:bottom w:w="80" w:type="dxa"/>
+              <w:top w:w="70" w:type="dxa"/>
+              <w:bottom w:w="70" w:type="dxa"/>
               <w:left w:w="100" w:type="dxa"/>
               <w:right w:w="100" w:type="dxa"/>
             </w:tcMar>
@@ -314,6 +248,7 @@
             <w:r>
               <w:rPr>
                 <w:rFonts w:ascii="Times New Roman" w:hAnsi="Times New Roman"/>
+                <w:color w:val="000000"/>
                 <w:sz w:val="19"/>
               </w:rPr>
               <w:t>User Authentication</w:t>
@@ -324,8 +259,8 @@
           <w:tcPr>
             <w:tcW w:type="dxa" w:w="2340"/>
             <w:tcMar>
-              <w:top w:w="80" w:type="dxa"/>
-              <w:bottom w:w="80" w:type="dxa"/>
+              <w:top w:w="70" w:type="dxa"/>
+              <w:bottom w:w="70" w:type="dxa"/>
               <w:left w:w="100" w:type="dxa"/>
               <w:right w:w="100" w:type="dxa"/>
             </w:tcMar>
@@ -334,6 +269,7 @@
             <w:r>
               <w:rPr>
                 <w:rFonts w:ascii="Times New Roman" w:hAnsi="Times New Roman"/>
+                <w:color w:val="000000"/>
                 <w:sz w:val="19"/>
               </w:rPr>
               <w:t>All Users</w:t>
@@ -344,8 +280,8 @@
           <w:tcPr>
             <w:tcW w:type="dxa" w:w="2340"/>
             <w:tcMar>
-              <w:top w:w="80" w:type="dxa"/>
-              <w:bottom w:w="80" w:type="dxa"/>
+              <w:top w:w="70" w:type="dxa"/>
+              <w:bottom w:w="70" w:type="dxa"/>
               <w:left w:w="100" w:type="dxa"/>
               <w:right w:w="100" w:type="dxa"/>
             </w:tcMar>
@@ -354,6 +290,7 @@
             <w:r>
               <w:rPr>
                 <w:rFonts w:ascii="Times New Roman" w:hAnsi="Times New Roman"/>
+                <w:color w:val="000000"/>
                 <w:sz w:val="19"/>
               </w:rPr>
               <w:t>Registration with email/password; secure session login and verification.</w:t>
@@ -367,8 +304,8 @@
             <w:tcW w:type="dxa" w:w="2340"/>
             <w:shd w:fill="F8FAFC"/>
             <w:tcMar>
-              <w:top w:w="80" w:type="dxa"/>
-              <w:bottom w:w="80" w:type="dxa"/>
+              <w:top w:w="70" w:type="dxa"/>
+              <w:bottom w:w="70" w:type="dxa"/>
               <w:left w:w="100" w:type="dxa"/>
               <w:right w:w="100" w:type="dxa"/>
             </w:tcMar>
@@ -377,6 +314,7 @@
             <w:r>
               <w:rPr>
                 <w:rFonts w:ascii="Times New Roman" w:hAnsi="Times New Roman"/>
+                <w:color w:val="000000"/>
                 <w:sz w:val="19"/>
               </w:rPr>
               <w:t>UC-02</w:t>
@@ -388,8 +326,8 @@
             <w:tcW w:type="dxa" w:w="2340"/>
             <w:shd w:fill="F8FAFC"/>
             <w:tcMar>
-              <w:top w:w="80" w:type="dxa"/>
-              <w:bottom w:w="80" w:type="dxa"/>
+              <w:top w:w="70" w:type="dxa"/>
+              <w:bottom w:w="70" w:type="dxa"/>
               <w:left w:w="100" w:type="dxa"/>
               <w:right w:w="100" w:type="dxa"/>
             </w:tcMar>
@@ -398,6 +336,7 @@
             <w:r>
               <w:rPr>
                 <w:rFonts w:ascii="Times New Roman" w:hAnsi="Times New Roman"/>
+                <w:color w:val="000000"/>
                 <w:sz w:val="19"/>
               </w:rPr>
               <w:t>List Item with Photo</w:t>
@@ -409,8 +348,8 @@
             <w:tcW w:type="dxa" w:w="2340"/>
             <w:shd w:fill="F8FAFC"/>
             <w:tcMar>
-              <w:top w:w="80" w:type="dxa"/>
-              <w:bottom w:w="80" w:type="dxa"/>
+              <w:top w:w="70" w:type="dxa"/>
+              <w:bottom w:w="70" w:type="dxa"/>
               <w:left w:w="100" w:type="dxa"/>
               <w:right w:w="100" w:type="dxa"/>
             </w:tcMar>
@@ -419,6 +358,7 @@
             <w:r>
               <w:rPr>
                 <w:rFonts w:ascii="Times New Roman" w:hAnsi="Times New Roman"/>
+                <w:color w:val="000000"/>
                 <w:sz w:val="19"/>
               </w:rPr>
               <w:t>Resource Owner</w:t>
@@ -430,8 +370,8 @@
             <w:tcW w:type="dxa" w:w="2340"/>
             <w:shd w:fill="F8FAFC"/>
             <w:tcMar>
-              <w:top w:w="80" w:type="dxa"/>
-              <w:bottom w:w="80" w:type="dxa"/>
+              <w:top w:w="70" w:type="dxa"/>
+              <w:bottom w:w="70" w:type="dxa"/>
               <w:left w:w="100" w:type="dxa"/>
               <w:right w:w="100" w:type="dxa"/>
             </w:tcMar>
@@ -440,6 +380,7 @@
             <w:r>
               <w:rPr>
                 <w:rFonts w:ascii="Times New Roman" w:hAnsi="Times New Roman"/>
+                <w:color w:val="000000"/>
                 <w:sz w:val="19"/>
               </w:rPr>
               <w:t>Submit item title, category, description, and upload JPEG/PNG image asset.</w:t>
@@ -452,8 +393,8 @@
           <w:tcPr>
             <w:tcW w:type="dxa" w:w="2340"/>
             <w:tcMar>
-              <w:top w:w="80" w:type="dxa"/>
-              <w:bottom w:w="80" w:type="dxa"/>
+              <w:top w:w="70" w:type="dxa"/>
+              <w:bottom w:w="70" w:type="dxa"/>
               <w:left w:w="100" w:type="dxa"/>
               <w:right w:w="100" w:type="dxa"/>
             </w:tcMar>
@@ -462,6 +403,7 @@
             <w:r>
               <w:rPr>
                 <w:rFonts w:ascii="Times New Roman" w:hAnsi="Times New Roman"/>
+                <w:color w:val="000000"/>
                 <w:sz w:val="19"/>
               </w:rPr>
               <w:t>UC-03</w:t>
@@ -472,8 +414,8 @@
           <w:tcPr>
             <w:tcW w:type="dxa" w:w="2340"/>
             <w:tcMar>
-              <w:top w:w="80" w:type="dxa"/>
-              <w:bottom w:w="80" w:type="dxa"/>
+              <w:top w:w="70" w:type="dxa"/>
+              <w:bottom w:w="70" w:type="dxa"/>
               <w:left w:w="100" w:type="dxa"/>
               <w:right w:w="100" w:type="dxa"/>
             </w:tcMar>
@@ -482,6 +424,7 @@
             <w:r>
               <w:rPr>
                 <w:rFonts w:ascii="Times New Roman" w:hAnsi="Times New Roman"/>
+                <w:color w:val="000000"/>
                 <w:sz w:val="19"/>
               </w:rPr>
               <w:t>Search &amp; Filter Catalog</w:t>
@@ -492,8 +435,8 @@
           <w:tcPr>
             <w:tcW w:type="dxa" w:w="2340"/>
             <w:tcMar>
-              <w:top w:w="80" w:type="dxa"/>
-              <w:bottom w:w="80" w:type="dxa"/>
+              <w:top w:w="70" w:type="dxa"/>
+              <w:bottom w:w="70" w:type="dxa"/>
               <w:left w:w="100" w:type="dxa"/>
               <w:right w:w="100" w:type="dxa"/>
             </w:tcMar>
@@ -502,6 +445,7 @@
             <w:r>
               <w:rPr>
                 <w:rFonts w:ascii="Times New Roman" w:hAnsi="Times New Roman"/>
+                <w:color w:val="000000"/>
                 <w:sz w:val="19"/>
               </w:rPr>
               <w:t>Borrower</w:t>
@@ -512,8 +456,8 @@
           <w:tcPr>
             <w:tcW w:type="dxa" w:w="2340"/>
             <w:tcMar>
-              <w:top w:w="80" w:type="dxa"/>
-              <w:bottom w:w="80" w:type="dxa"/>
+              <w:top w:w="70" w:type="dxa"/>
+              <w:bottom w:w="70" w:type="dxa"/>
               <w:left w:w="100" w:type="dxa"/>
               <w:right w:w="100" w:type="dxa"/>
             </w:tcMar>
@@ -522,6 +466,7 @@
             <w:r>
               <w:rPr>
                 <w:rFonts w:ascii="Times New Roman" w:hAnsi="Times New Roman"/>
+                <w:color w:val="000000"/>
                 <w:sz w:val="19"/>
               </w:rPr>
               <w:t>Execute live keyword search and filter by category (Tools, Books, Sports, etc.).</w:t>
@@ -535,8 +480,8 @@
             <w:tcW w:type="dxa" w:w="2340"/>
             <w:shd w:fill="F8FAFC"/>
             <w:tcMar>
-              <w:top w:w="80" w:type="dxa"/>
-              <w:bottom w:w="80" w:type="dxa"/>
+              <w:top w:w="70" w:type="dxa"/>
+              <w:bottom w:w="70" w:type="dxa"/>
               <w:left w:w="100" w:type="dxa"/>
               <w:right w:w="100" w:type="dxa"/>
             </w:tcMar>
@@ -545,6 +490,7 @@
             <w:r>
               <w:rPr>
                 <w:rFonts w:ascii="Times New Roman" w:hAnsi="Times New Roman"/>
+                <w:color w:val="000000"/>
                 <w:sz w:val="19"/>
               </w:rPr>
               <w:t>UC-04</w:t>
@@ -556,8 +502,8 @@
             <w:tcW w:type="dxa" w:w="2340"/>
             <w:shd w:fill="F8FAFC"/>
             <w:tcMar>
-              <w:top w:w="80" w:type="dxa"/>
-              <w:bottom w:w="80" w:type="dxa"/>
+              <w:top w:w="70" w:type="dxa"/>
+              <w:bottom w:w="70" w:type="dxa"/>
               <w:left w:w="100" w:type="dxa"/>
               <w:right w:w="100" w:type="dxa"/>
             </w:tcMar>
@@ -566,6 +512,7 @@
             <w:r>
               <w:rPr>
                 <w:rFonts w:ascii="Times New Roman" w:hAnsi="Times New Roman"/>
+                <w:color w:val="000000"/>
                 <w:sz w:val="19"/>
               </w:rPr>
               <w:t>Submit Borrow Request</w:t>
@@ -577,8 +524,8 @@
             <w:tcW w:type="dxa" w:w="2340"/>
             <w:shd w:fill="F8FAFC"/>
             <w:tcMar>
-              <w:top w:w="80" w:type="dxa"/>
-              <w:bottom w:w="80" w:type="dxa"/>
+              <w:top w:w="70" w:type="dxa"/>
+              <w:bottom w:w="70" w:type="dxa"/>
               <w:left w:w="100" w:type="dxa"/>
               <w:right w:w="100" w:type="dxa"/>
             </w:tcMar>
@@ -587,6 +534,7 @@
             <w:r>
               <w:rPr>
                 <w:rFonts w:ascii="Times New Roman" w:hAnsi="Times New Roman"/>
+                <w:color w:val="000000"/>
                 <w:sz w:val="19"/>
               </w:rPr>
               <w:t>Borrower</w:t>
@@ -598,8 +546,8 @@
             <w:tcW w:type="dxa" w:w="2340"/>
             <w:shd w:fill="F8FAFC"/>
             <w:tcMar>
-              <w:top w:w="80" w:type="dxa"/>
-              <w:bottom w:w="80" w:type="dxa"/>
+              <w:top w:w="70" w:type="dxa"/>
+              <w:bottom w:w="70" w:type="dxa"/>
               <w:left w:w="100" w:type="dxa"/>
               <w:right w:w="100" w:type="dxa"/>
             </w:tcMar>
@@ -608,6 +556,7 @@
             <w:r>
               <w:rPr>
                 <w:rFonts w:ascii="Times New Roman" w:hAnsi="Times New Roman"/>
+                <w:color w:val="000000"/>
                 <w:sz w:val="19"/>
               </w:rPr>
               <w:t>Transmit borrow request for available item; system validates owner!=borrower.</w:t>
@@ -620,8 +569,8 @@
           <w:tcPr>
             <w:tcW w:type="dxa" w:w="2340"/>
             <w:tcMar>
-              <w:top w:w="80" w:type="dxa"/>
-              <w:bottom w:w="80" w:type="dxa"/>
+              <w:top w:w="70" w:type="dxa"/>
+              <w:bottom w:w="70" w:type="dxa"/>
               <w:left w:w="100" w:type="dxa"/>
               <w:right w:w="100" w:type="dxa"/>
             </w:tcMar>
@@ -630,6 +579,7 @@
             <w:r>
               <w:rPr>
                 <w:rFonts w:ascii="Times New Roman" w:hAnsi="Times New Roman"/>
+                <w:color w:val="000000"/>
                 <w:sz w:val="19"/>
               </w:rPr>
               <w:t>UC-05</w:t>
@@ -640,8 +590,8 @@
           <w:tcPr>
             <w:tcW w:type="dxa" w:w="2340"/>
             <w:tcMar>
-              <w:top w:w="80" w:type="dxa"/>
-              <w:bottom w:w="80" w:type="dxa"/>
+              <w:top w:w="70" w:type="dxa"/>
+              <w:bottom w:w="70" w:type="dxa"/>
               <w:left w:w="100" w:type="dxa"/>
               <w:right w:w="100" w:type="dxa"/>
             </w:tcMar>
@@ -650,6 +600,7 @@
             <w:r>
               <w:rPr>
                 <w:rFonts w:ascii="Times New Roman" w:hAnsi="Times New Roman"/>
+                <w:color w:val="000000"/>
                 <w:sz w:val="19"/>
               </w:rPr>
               <w:t>Approve/Reject Request</w:t>
@@ -660,8 +611,8 @@
           <w:tcPr>
             <w:tcW w:type="dxa" w:w="2340"/>
             <w:tcMar>
-              <w:top w:w="80" w:type="dxa"/>
-              <w:bottom w:w="80" w:type="dxa"/>
+              <w:top w:w="70" w:type="dxa"/>
+              <w:bottom w:w="70" w:type="dxa"/>
               <w:left w:w="100" w:type="dxa"/>
               <w:right w:w="100" w:type="dxa"/>
             </w:tcMar>
@@ -670,6 +621,7 @@
             <w:r>
               <w:rPr>
                 <w:rFonts w:ascii="Times New Roman" w:hAnsi="Times New Roman"/>
+                <w:color w:val="000000"/>
                 <w:sz w:val="19"/>
               </w:rPr>
               <w:t>Resource Owner</w:t>
@@ -680,8 +632,8 @@
           <w:tcPr>
             <w:tcW w:type="dxa" w:w="2340"/>
             <w:tcMar>
-              <w:top w:w="80" w:type="dxa"/>
-              <w:bottom w:w="80" w:type="dxa"/>
+              <w:top w:w="70" w:type="dxa"/>
+              <w:bottom w:w="70" w:type="dxa"/>
               <w:left w:w="100" w:type="dxa"/>
               <w:right w:w="100" w:type="dxa"/>
             </w:tcMar>
@@ -690,6 +642,7 @@
             <w:r>
               <w:rPr>
                 <w:rFonts w:ascii="Times New Roman" w:hAnsi="Times New Roman"/>
+                <w:color w:val="000000"/>
                 <w:sz w:val="19"/>
               </w:rPr>
               <w:t>Owner evaluates request; Approval transitions request to Approved &amp; item to Lent.</w:t>
@@ -703,8 +656,8 @@
             <w:tcW w:type="dxa" w:w="2340"/>
             <w:shd w:fill="F8FAFC"/>
             <w:tcMar>
-              <w:top w:w="80" w:type="dxa"/>
-              <w:bottom w:w="80" w:type="dxa"/>
+              <w:top w:w="70" w:type="dxa"/>
+              <w:bottom w:w="70" w:type="dxa"/>
               <w:left w:w="100" w:type="dxa"/>
               <w:right w:w="100" w:type="dxa"/>
             </w:tcMar>
@@ -713,6 +666,7 @@
             <w:r>
               <w:rPr>
                 <w:rFonts w:ascii="Times New Roman" w:hAnsi="Times New Roman"/>
+                <w:color w:val="000000"/>
                 <w:sz w:val="19"/>
               </w:rPr>
               <w:t>UC-06</w:t>
@@ -724,8 +678,8 @@
             <w:tcW w:type="dxa" w:w="2340"/>
             <w:shd w:fill="F8FAFC"/>
             <w:tcMar>
-              <w:top w:w="80" w:type="dxa"/>
-              <w:bottom w:w="80" w:type="dxa"/>
+              <w:top w:w="70" w:type="dxa"/>
+              <w:bottom w:w="70" w:type="dxa"/>
               <w:left w:w="100" w:type="dxa"/>
               <w:right w:w="100" w:type="dxa"/>
             </w:tcMar>
@@ -734,6 +688,7 @@
             <w:r>
               <w:rPr>
                 <w:rFonts w:ascii="Times New Roman" w:hAnsi="Times New Roman"/>
+                <w:color w:val="000000"/>
                 <w:sz w:val="19"/>
               </w:rPr>
               <w:t>Process Return &amp; Log</w:t>
@@ -745,8 +700,8 @@
             <w:tcW w:type="dxa" w:w="2340"/>
             <w:shd w:fill="F8FAFC"/>
             <w:tcMar>
-              <w:top w:w="80" w:type="dxa"/>
-              <w:bottom w:w="80" w:type="dxa"/>
+              <w:top w:w="70" w:type="dxa"/>
+              <w:bottom w:w="70" w:type="dxa"/>
               <w:left w:w="100" w:type="dxa"/>
               <w:right w:w="100" w:type="dxa"/>
             </w:tcMar>
@@ -755,6 +710,7 @@
             <w:r>
               <w:rPr>
                 <w:rFonts w:ascii="Times New Roman" w:hAnsi="Times New Roman"/>
+                <w:color w:val="000000"/>
                 <w:sz w:val="19"/>
               </w:rPr>
               <w:t>Borrower / Owner</w:t>
@@ -766,8 +722,8 @@
             <w:tcW w:type="dxa" w:w="2340"/>
             <w:shd w:fill="F8FAFC"/>
             <w:tcMar>
-              <w:top w:w="80" w:type="dxa"/>
-              <w:bottom w:w="80" w:type="dxa"/>
+              <w:top w:w="70" w:type="dxa"/>
+              <w:bottom w:w="70" w:type="dxa"/>
               <w:left w:w="100" w:type="dxa"/>
               <w:right w:w="100" w:type="dxa"/>
             </w:tcMar>
@@ -776,6 +732,7 @@
             <w:r>
               <w:rPr>
                 <w:rFonts w:ascii="Times New Roman" w:hAnsi="Times New Roman"/>
+                <w:color w:val="000000"/>
                 <w:sz w:val="19"/>
               </w:rPr>
               <w:t>Borrower clicks return; item restored to Available; transaction permanently archived.</w:t>
@@ -787,13 +744,13 @@
     <w:p>
       <w:pPr>
         <w:keepNext/>
-        <w:spacing w:before="200" w:after="60"/>
+        <w:spacing w:before="120" w:after="40" w:line="312" w:lineRule="auto"/>
       </w:pPr>
       <w:r>
         <w:rPr>
           <w:rFonts w:ascii="Times New Roman" w:hAnsi="Times New Roman"/>
           <w:b/>
-          <w:color w:val="334155"/>
+          <w:color w:val="000000"/>
           <w:sz w:val="24"/>
         </w:rPr>
         <w:t>2.2 State Transition Analysis (Lending Lifecycle)</w:t>
@@ -801,148 +758,58 @@
     </w:p>
     <w:p>
       <w:pPr>
-        <w:spacing w:line="300" w:lineRule="auto" w:after="120"/>
+        <w:spacing w:line="360" w:lineRule="auto" w:after="100"/>
         <w:jc w:val="both"/>
       </w:pPr>
       <w:r>
         <w:rPr>
           <w:rFonts w:ascii="Times New Roman" w:hAnsi="Times New Roman"/>
+          <w:color w:val="000000"/>
           <w:sz w:val="24"/>
         </w:rPr>
-        <w:t>The request lifecycle is governed by an atomic state transition model to prevent double-booking:</w:t>
+        <w:t>The request lifecycle is governed by an atomic state transition model to prevent double-booking: Initial State (item is Available), Pending State (borrower submits request; duplicate requests from same user blocked), Approved/Lent State (owner approves; item flips to Lent, disabling request button for others), and Returned State (borrower returns item; status flips back to Available and transaction is logged).</w:t>
+      </w:r>
+    </w:p>
+    <w:p>
+      <w:pPr>
+        <w:keepNext/>
+        <w:spacing w:before="200" w:after="40" w:line="312" w:lineRule="auto"/>
+      </w:pPr>
+      <w:r>
+        <w:rPr>
+          <w:rFonts w:ascii="Times New Roman" w:hAnsi="Times New Roman"/>
+          <w:b/>
+          <w:color w:val="000000"/>
+          <w:sz w:val="26"/>
+        </w:rPr>
+        <w:t>3. System-Level Requirements</w:t>
+      </w:r>
+    </w:p>
+    <w:p>
+      <w:pPr>
+        <w:spacing w:line="360" w:lineRule="auto" w:after="100"/>
+        <w:jc w:val="both"/>
+      </w:pPr>
+      <w:r>
+        <w:rPr>
+          <w:rFonts w:ascii="Times New Roman" w:hAnsi="Times New Roman"/>
+          <w:color w:val="000000"/>
+          <w:sz w:val="24"/>
+        </w:rPr>
+        <w:t>System-level requirements govern infrastructural and deployment constraints:</w:t>
       </w:r>
     </w:p>
     <w:p>
       <w:pPr>
         <w:pStyle w:val="ListBullet"/>
-        <w:spacing w:line="288" w:lineRule="auto" w:after="80"/>
+        <w:spacing w:line="360" w:lineRule="auto" w:after="80"/>
         <w:jc w:val="both"/>
       </w:pPr>
       <w:r>
         <w:rPr>
           <w:rFonts w:ascii="Times New Roman" w:hAnsi="Times New Roman"/>
           <w:b/>
-          <w:color w:val="1E3A8A"/>
-          <w:sz w:val="24"/>
-        </w:rPr>
-        <w:t xml:space="preserve">Initial State: </w:t>
-      </w:r>
-      <w:r>
-        <w:rPr>
-          <w:rFonts w:ascii="Times New Roman" w:hAnsi="Times New Roman"/>
-          <w:sz w:val="24"/>
-        </w:rPr>
-        <w:t>Item created with status = 'Available'. Open for community requests.</w:t>
-      </w:r>
-    </w:p>
-    <w:p>
-      <w:pPr>
-        <w:pStyle w:val="ListBullet"/>
-        <w:spacing w:line="288" w:lineRule="auto" w:after="80"/>
-        <w:jc w:val="both"/>
-      </w:pPr>
-      <w:r>
-        <w:rPr>
-          <w:rFonts w:ascii="Times New Roman" w:hAnsi="Times New Roman"/>
-          <w:b/>
-          <w:color w:val="1E3A8A"/>
-          <w:sz w:val="24"/>
-        </w:rPr>
-        <w:t xml:space="preserve">Pending State: </w:t>
-      </w:r>
-      <w:r>
-        <w:rPr>
-          <w:rFonts w:ascii="Times New Roman" w:hAnsi="Times New Roman"/>
-          <w:sz w:val="24"/>
-        </w:rPr>
-        <w:t>Borrower requests item. Record created with status = 'Pending'. Item remains visible, but duplicate requests from the same user are rejected.</w:t>
-      </w:r>
-    </w:p>
-    <w:p>
-      <w:pPr>
-        <w:pStyle w:val="ListBullet"/>
-        <w:spacing w:line="288" w:lineRule="auto" w:after="80"/>
-        <w:jc w:val="both"/>
-      </w:pPr>
-      <w:r>
-        <w:rPr>
-          <w:rFonts w:ascii="Times New Roman" w:hAnsi="Times New Roman"/>
-          <w:b/>
-          <w:color w:val="1E3A8A"/>
-          <w:sz w:val="24"/>
-        </w:rPr>
-        <w:t xml:space="preserve">Approved / Lent State: </w:t>
-      </w:r>
-      <w:r>
-        <w:rPr>
-          <w:rFonts w:ascii="Times New Roman" w:hAnsi="Times New Roman"/>
-          <w:sz w:val="24"/>
-        </w:rPr>
-        <w:t>Owner approves request. Request transitions to 'Approved', and item availability atomically updates to 'Lent', disabling the request button for others.</w:t>
-      </w:r>
-    </w:p>
-    <w:p>
-      <w:pPr>
-        <w:pStyle w:val="ListBullet"/>
-        <w:spacing w:line="288" w:lineRule="auto" w:after="80"/>
-        <w:jc w:val="both"/>
-      </w:pPr>
-      <w:r>
-        <w:rPr>
-          <w:rFonts w:ascii="Times New Roman" w:hAnsi="Times New Roman"/>
-          <w:b/>
-          <w:color w:val="1E3A8A"/>
-          <w:sz w:val="24"/>
-        </w:rPr>
-        <w:t xml:space="preserve">Returned State: </w:t>
-      </w:r>
-      <w:r>
-        <w:rPr>
-          <w:rFonts w:ascii="Times New Roman" w:hAnsi="Times New Roman"/>
-          <w:sz w:val="24"/>
-        </w:rPr>
-        <w:t>Borrower marks item returned. Request updates to 'Returned', item availability flips back to 'Available', and the loan is recorded in transaction history.</w:t>
-      </w:r>
-    </w:p>
-    <w:p>
-      <w:pPr>
-        <w:keepNext/>
-        <w:spacing w:before="280" w:after="80"/>
-      </w:pPr>
-      <w:r>
-        <w:rPr>
-          <w:rFonts w:ascii="Times New Roman" w:hAnsi="Times New Roman"/>
-          <w:b/>
-          <w:color w:val="1E3A8A"/>
-          <w:sz w:val="28"/>
-        </w:rPr>
-        <w:t>3. System-Level Requirements</w:t>
-      </w:r>
-    </w:p>
-    <w:p>
-      <w:pPr>
-        <w:spacing w:line="300" w:lineRule="auto" w:after="120"/>
-        <w:jc w:val="both"/>
-      </w:pPr>
-      <w:r>
-        <w:rPr>
-          <w:rFonts w:ascii="Times New Roman" w:hAnsi="Times New Roman"/>
-          <w:sz w:val="24"/>
-        </w:rPr>
-        <w:t>System-level requirements define the platform's infrastructural, networking, and deployment parameters:</w:t>
-      </w:r>
-    </w:p>
-    <w:p>
-      <w:pPr>
-        <w:pStyle w:val="ListBullet"/>
-        <w:spacing w:line="288" w:lineRule="auto" w:after="80"/>
-        <w:jc w:val="both"/>
-      </w:pPr>
-      <w:r>
-        <w:rPr>
-          <w:rFonts w:ascii="Times New Roman" w:hAnsi="Times New Roman"/>
-          <w:b/>
-          <w:color w:val="1E3A8A"/>
+          <w:color w:val="000000"/>
           <w:sz w:val="24"/>
         </w:rPr>
         <w:t xml:space="preserve">Cloud Infrastructure: </w:t>
@@ -950,22 +817,23 @@
       <w:r>
         <w:rPr>
           <w:rFonts w:ascii="Times New Roman" w:hAnsi="Times New Roman"/>
+          <w:color w:val="000000"/>
           <w:sz w:val="24"/>
         </w:rPr>
-        <w:t>Execution within a containerized Linux environment (Render Web Services) driven by WSGI production workers (Gunicorn).</w:t>
+        <w:t>Execution within containerized Linux (Render) powered by Gunicorn WSGI workers.</w:t>
       </w:r>
     </w:p>
     <w:p>
       <w:pPr>
         <w:pStyle w:val="ListBullet"/>
-        <w:spacing w:line="288" w:lineRule="auto" w:after="80"/>
+        <w:spacing w:line="360" w:lineRule="auto" w:after="80"/>
         <w:jc w:val="both"/>
       </w:pPr>
       <w:r>
         <w:rPr>
           <w:rFonts w:ascii="Times New Roman" w:hAnsi="Times New Roman"/>
           <w:b/>
-          <w:color w:val="1E3A8A"/>
+          <w:color w:val="000000"/>
           <w:sz w:val="24"/>
         </w:rPr>
         <w:t xml:space="preserve">Cloud Database Protocol: </w:t>
@@ -973,22 +841,23 @@
       <w:r>
         <w:rPr>
           <w:rFonts w:ascii="Times New Roman" w:hAnsi="Times New Roman"/>
+          <w:color w:val="000000"/>
           <w:sz w:val="24"/>
         </w:rPr>
-        <w:t>Distributed MySQL connectivity (TiDB Serverless) over port 4000 secured with TLS 1.2/1.3 encryption certificates.</w:t>
+        <w:t>Distributed MySQL connectivity (TiDB Serverless) over port 4000 secured with TLS 1.2/1.3.</w:t>
       </w:r>
     </w:p>
     <w:p>
       <w:pPr>
         <w:pStyle w:val="ListBullet"/>
-        <w:spacing w:line="288" w:lineRule="auto" w:after="80"/>
+        <w:spacing w:line="360" w:lineRule="auto" w:after="80"/>
         <w:jc w:val="both"/>
       </w:pPr>
       <w:r>
         <w:rPr>
           <w:rFonts w:ascii="Times New Roman" w:hAnsi="Times New Roman"/>
           <w:b/>
-          <w:color w:val="1E3A8A"/>
+          <w:color w:val="000000"/>
           <w:sz w:val="24"/>
         </w:rPr>
         <w:t xml:space="preserve">Stateless API Design: </w:t>
@@ -996,22 +865,23 @@
       <w:r>
         <w:rPr>
           <w:rFonts w:ascii="Times New Roman" w:hAnsi="Times New Roman"/>
+          <w:color w:val="000000"/>
           <w:sz w:val="24"/>
         </w:rPr>
-        <w:t>CORS-enabled REST controllers processing JSON payloads, enabling seamless integration with native mobile apps.</w:t>
+        <w:t>CORS-enabled REST controllers processing JSON payloads for web and native mobile clients.</w:t>
       </w:r>
     </w:p>
     <w:p>
       <w:pPr>
         <w:pStyle w:val="ListBullet"/>
-        <w:spacing w:line="288" w:lineRule="auto" w:after="80"/>
+        <w:spacing w:line="360" w:lineRule="auto" w:after="80"/>
         <w:jc w:val="both"/>
       </w:pPr>
       <w:r>
         <w:rPr>
           <w:rFonts w:ascii="Times New Roman" w:hAnsi="Times New Roman"/>
           <w:b/>
-          <w:color w:val="1E3A8A"/>
+          <w:color w:val="000000"/>
           <w:sz w:val="24"/>
         </w:rPr>
         <w:t xml:space="preserve">Media File Storage: </w:t>
@@ -1019,22 +889,23 @@
       <w:r>
         <w:rPr>
           <w:rFonts w:ascii="Times New Roman" w:hAnsi="Times New Roman"/>
+          <w:color w:val="000000"/>
           <w:sz w:val="24"/>
         </w:rPr>
-        <w:t>Dedicated server-side uploads directory with cryptographic UUID filename isolation to prevent naming collisions.</w:t>
+        <w:t>Dedicated server-side uploads directory with cryptographic UUID filename isolation to prevent overwrite collisions.</w:t>
       </w:r>
     </w:p>
     <w:p>
       <w:pPr>
         <w:keepNext/>
-        <w:spacing w:before="280" w:after="80"/>
+        <w:spacing w:before="200" w:after="40" w:line="312" w:lineRule="auto"/>
       </w:pPr>
       <w:r>
         <w:rPr>
           <w:rFonts w:ascii="Times New Roman" w:hAnsi="Times New Roman"/>
           <w:b/>
-          <w:color w:val="1E3A8A"/>
-          <w:sz w:val="28"/>
+          <w:color w:val="000000"/>
+          <w:sz w:val="26"/>
         </w:rPr>
         <w:t>4. Software-Level Requirements (SRS)</w:t>
       </w:r>
@@ -1042,13 +913,13 @@
     <w:p>
       <w:pPr>
         <w:keepNext/>
-        <w:spacing w:before="200" w:after="60"/>
+        <w:spacing w:before="120" w:after="40" w:line="312" w:lineRule="auto"/>
       </w:pPr>
       <w:r>
         <w:rPr>
           <w:rFonts w:ascii="Times New Roman" w:hAnsi="Times New Roman"/>
           <w:b/>
-          <w:color w:val="334155"/>
+          <w:color w:val="000000"/>
           <w:sz w:val="24"/>
         </w:rPr>
         <w:t>4.1 Functional Requirements Specification (FRS)</w:t>
@@ -1057,14 +928,14 @@
     <w:p>
       <w:pPr>
         <w:pStyle w:val="ListBullet"/>
-        <w:spacing w:line="288" w:lineRule="auto" w:after="80"/>
+        <w:spacing w:line="360" w:lineRule="auto" w:after="80"/>
         <w:jc w:val="both"/>
       </w:pPr>
       <w:r>
         <w:rPr>
           <w:rFonts w:ascii="Times New Roman" w:hAnsi="Times New Roman"/>
           <w:b/>
-          <w:color w:val="1E3A8A"/>
+          <w:color w:val="000000"/>
           <w:sz w:val="24"/>
         </w:rPr>
         <w:t xml:space="preserve">FR-01 (Account Management): </w:t>
@@ -1072,6 +943,7 @@
       <w:r>
         <w:rPr>
           <w:rFonts w:ascii="Times New Roman" w:hAnsi="Times New Roman"/>
+          <w:color w:val="000000"/>
           <w:sz w:val="24"/>
         </w:rPr>
         <w:t>User registration with unique email, contact phone, full name, and salted cryptographic password hashing.</w:t>
@@ -1080,14 +952,14 @@
     <w:p>
       <w:pPr>
         <w:pStyle w:val="ListBullet"/>
-        <w:spacing w:line="288" w:lineRule="auto" w:after="80"/>
+        <w:spacing w:line="360" w:lineRule="auto" w:after="80"/>
         <w:jc w:val="both"/>
       </w:pPr>
       <w:r>
         <w:rPr>
           <w:rFonts w:ascii="Times New Roman" w:hAnsi="Times New Roman"/>
           <w:b/>
-          <w:color w:val="1E3A8A"/>
+          <w:color w:val="000000"/>
           <w:sz w:val="24"/>
         </w:rPr>
         <w:t xml:space="preserve">FR-02 (Catalog &amp; Upload Engine): </w:t>
@@ -1095,6 +967,7 @@
       <w:r>
         <w:rPr>
           <w:rFonts w:ascii="Times New Roman" w:hAnsi="Times New Roman"/>
+          <w:color w:val="000000"/>
           <w:sz w:val="24"/>
         </w:rPr>
         <w:t>Listing creation with category classification, usage description, and photo upload (PNG, JPG, JPEG, WEBP; max 5MB).</w:t>
@@ -1103,14 +976,14 @@
     <w:p>
       <w:pPr>
         <w:pStyle w:val="ListBullet"/>
-        <w:spacing w:line="288" w:lineRule="auto" w:after="80"/>
+        <w:spacing w:line="360" w:lineRule="auto" w:after="80"/>
         <w:jc w:val="both"/>
       </w:pPr>
       <w:r>
         <w:rPr>
           <w:rFonts w:ascii="Times New Roman" w:hAnsi="Times New Roman"/>
           <w:b/>
-          <w:color w:val="1E3A8A"/>
+          <w:color w:val="000000"/>
           <w:sz w:val="24"/>
         </w:rPr>
         <w:t xml:space="preserve">FR-03 (Discovery Engine): </w:t>
@@ -1118,6 +991,7 @@
       <w:r>
         <w:rPr>
           <w:rFonts w:ascii="Times New Roman" w:hAnsi="Times New Roman"/>
+          <w:color w:val="000000"/>
           <w:sz w:val="24"/>
         </w:rPr>
         <w:t>Real-time search matching substrings across titles and descriptions, combinable with category filters.</w:t>
@@ -1126,14 +1000,14 @@
     <w:p>
       <w:pPr>
         <w:pStyle w:val="ListBullet"/>
-        <w:spacing w:line="288" w:lineRule="auto" w:after="80"/>
+        <w:spacing w:line="360" w:lineRule="auto" w:after="80"/>
         <w:jc w:val="both"/>
       </w:pPr>
       <w:r>
         <w:rPr>
           <w:rFonts w:ascii="Times New Roman" w:hAnsi="Times New Roman"/>
           <w:b/>
-          <w:color w:val="1E3A8A"/>
+          <w:color w:val="000000"/>
           <w:sz w:val="24"/>
         </w:rPr>
         <w:t xml:space="preserve">FR-04 (Lending Workflow): </w:t>
@@ -1141,6 +1015,7 @@
       <w:r>
         <w:rPr>
           <w:rFonts w:ascii="Times New Roman" w:hAnsi="Times New Roman"/>
+          <w:color w:val="000000"/>
           <w:sz w:val="24"/>
         </w:rPr>
         <w:t>Automated request submission, owner approval/rejection, and borrower return handling with atomic status updates.</w:t>
@@ -1149,14 +1024,14 @@
     <w:p>
       <w:pPr>
         <w:pStyle w:val="ListBullet"/>
-        <w:spacing w:line="288" w:lineRule="auto" w:after="80"/>
+        <w:spacing w:line="360" w:lineRule="auto" w:after="80"/>
         <w:jc w:val="both"/>
       </w:pPr>
       <w:r>
         <w:rPr>
           <w:rFonts w:ascii="Times New Roman" w:hAnsi="Times New Roman"/>
           <w:b/>
-          <w:color w:val="1E3A8A"/>
+          <w:color w:val="000000"/>
           <w:sz w:val="24"/>
         </w:rPr>
         <w:t xml:space="preserve">FR-05 (Audit Trail): </w:t>
@@ -1164,6 +1039,7 @@
       <w:r>
         <w:rPr>
           <w:rFonts w:ascii="Times New Roman" w:hAnsi="Times New Roman"/>
+          <w:color w:val="000000"/>
           <w:sz w:val="24"/>
         </w:rPr>
         <w:t>Permanent logging of completed lending transactions with dates, item names, and partner details.</w:t>
@@ -1172,13 +1048,13 @@
     <w:p>
       <w:pPr>
         <w:keepNext/>
-        <w:spacing w:before="200" w:after="60"/>
+        <w:spacing w:before="120" w:after="40" w:line="312" w:lineRule="auto"/>
       </w:pPr>
       <w:r>
         <w:rPr>
           <w:rFonts w:ascii="Times New Roman" w:hAnsi="Times New Roman"/>
           <w:b/>
-          <w:color w:val="334155"/>
+          <w:color w:val="000000"/>
           <w:sz w:val="24"/>
         </w:rPr>
         <w:t>4.2 Non-Functional Requirements Specification (NFRS)</w:t>
@@ -1187,14 +1063,14 @@
     <w:p>
       <w:pPr>
         <w:pStyle w:val="ListBullet"/>
-        <w:spacing w:line="288" w:lineRule="auto" w:after="80"/>
+        <w:spacing w:line="360" w:lineRule="auto" w:after="80"/>
         <w:jc w:val="both"/>
       </w:pPr>
       <w:r>
         <w:rPr>
           <w:rFonts w:ascii="Times New Roman" w:hAnsi="Times New Roman"/>
           <w:b/>
-          <w:color w:val="1E3A8A"/>
+          <w:color w:val="000000"/>
           <w:sz w:val="24"/>
         </w:rPr>
         <w:t xml:space="preserve">NFR-01 (Security): </w:t>
@@ -1202,6 +1078,7 @@
       <w:r>
         <w:rPr>
           <w:rFonts w:ascii="Times New Roman" w:hAnsi="Times New Roman"/>
+          <w:color w:val="000000"/>
           <w:sz w:val="24"/>
         </w:rPr>
         <w:t>PBKDF2-HMAC-SHA256 password hashing; 100% parameterized SQL queries to eliminate SQL injection; escaping of HTML outputs to neutralize XSS.</w:t>
@@ -1210,14 +1087,14 @@
     <w:p>
       <w:pPr>
         <w:pStyle w:val="ListBullet"/>
-        <w:spacing w:line="288" w:lineRule="auto" w:after="80"/>
+        <w:spacing w:line="360" w:lineRule="auto" w:after="80"/>
         <w:jc w:val="both"/>
       </w:pPr>
       <w:r>
         <w:rPr>
           <w:rFonts w:ascii="Times New Roman" w:hAnsi="Times New Roman"/>
           <w:b/>
-          <w:color w:val="1E3A8A"/>
+          <w:color w:val="000000"/>
           <w:sz w:val="24"/>
         </w:rPr>
         <w:t xml:space="preserve">NFR-02 (Performance &amp; Latency): </w:t>
@@ -1225,22 +1102,23 @@
       <w:r>
         <w:rPr>
           <w:rFonts w:ascii="Times New Roman" w:hAnsi="Times New Roman"/>
+          <w:color w:val="000000"/>
           <w:sz w:val="24"/>
         </w:rPr>
-        <w:t>Sub-350ms query response latency; static CSS/asset caching; database indexing on foreign keys (owner_id, borrower_id, item_id).</w:t>
+        <w:t>Sub-350ms query response latency; static CSS/asset caching; database indexing on foreign keys.</w:t>
       </w:r>
     </w:p>
     <w:p>
       <w:pPr>
         <w:pStyle w:val="ListBullet"/>
-        <w:spacing w:line="288" w:lineRule="auto" w:after="80"/>
+        <w:spacing w:line="360" w:lineRule="auto" w:after="80"/>
         <w:jc w:val="both"/>
       </w:pPr>
       <w:r>
         <w:rPr>
           <w:rFonts w:ascii="Times New Roman" w:hAnsi="Times New Roman"/>
           <w:b/>
-          <w:color w:val="1E3A8A"/>
+          <w:color w:val="000000"/>
           <w:sz w:val="24"/>
         </w:rPr>
         <w:t xml:space="preserve">NFR-03 (Reliability &amp; Recovery): </w:t>
@@ -1248,6 +1126,7 @@
       <w:r>
         <w:rPr>
           <w:rFonts w:ascii="Times New Roman" w:hAnsi="Times New Roman"/>
+          <w:color w:val="000000"/>
           <w:sz w:val="24"/>
         </w:rPr>
         <w:t>Automated database connection recovery with dynamic Linux SSL certificate detection.</w:t>
@@ -1256,14 +1135,14 @@
     <w:p>
       <w:pPr>
         <w:pStyle w:val="ListBullet"/>
-        <w:spacing w:line="288" w:lineRule="auto" w:after="80"/>
+        <w:spacing w:line="360" w:lineRule="auto" w:after="80"/>
         <w:jc w:val="both"/>
       </w:pPr>
       <w:r>
         <w:rPr>
           <w:rFonts w:ascii="Times New Roman" w:hAnsi="Times New Roman"/>
           <w:b/>
-          <w:color w:val="1E3A8A"/>
+          <w:color w:val="000000"/>
           <w:sz w:val="24"/>
         </w:rPr>
         <w:t xml:space="preserve">NFR-04 (Responsive Usability): </w:t>
@@ -1271,9 +1150,10 @@
       <w:r>
         <w:rPr>
           <w:rFonts w:ascii="Times New Roman" w:hAnsi="Times New Roman"/>
+          <w:color w:val="000000"/>
           <w:sz w:val="24"/>
         </w:rPr>
-        <w:t>Modern mobile-first responsive layout complying with WCAG contrast standards, rendering cleanly across smartphones, tablets, and desktop displays.</w:t>
+        <w:t>Modern mobile-first responsive layout complying with WCAG contrast standards across all viewports.</w:t>
       </w:r>
     </w:p>
     <w:sectPr>
@@ -1297,8 +1177,8 @@
     <w:r>
       <w:rPr>
         <w:rFonts w:ascii="Times New Roman" w:hAnsi="Times New Roman"/>
-        <w:color w:val="787878"/>
-        <w:sz w:val="17"/>
+        <w:color w:val="000000"/>
+        <w:sz w:val="18"/>
       </w:rPr>
       <w:t>First Review Report — Analysis and Requirements</w:t>
     </w:r>
@@ -1671,7 +1551,7 @@
     <w:rsid w:val="00FC693F"/>
     <w:rPr>
       <w:rFonts w:ascii="Times New Roman" w:hAnsi="Times New Roman"/>
-      <w:color w:val="1E1E1E"/>
+      <w:color w:val="000000"/>
       <w:sz w:val="24"/>
     </w:rPr>
   </w:style>

--- a/First_Review_Documents/Topic3_Analysis_and_Requirements.docx
+++ b/First_Review_Documents/Topic3_Analysis_and_Requirements.docx
@@ -44,7 +44,7 @@
           <w:color w:val="000000"/>
           <w:sz w:val="26"/>
         </w:rPr>
-        <w:t>1. Problem Analysis &amp; Stakeholder Modeling</w:t>
+        <w:t>1. Problem Analysis &amp; User Roles</w:t>
       </w:r>
     </w:p>
     <w:p>
@@ -58,7 +58,7 @@
           <w:color w:val="000000"/>
           <w:sz w:val="24"/>
         </w:rPr>
-        <w:t>Comprehensive domain analysis indicates that informal peer-to-peer sharing breaks down due to three core factors: information asymmetry (residents do not know what neighbors own), trust deficits (fear of item loss or damage), and scheduling friction. To address these factors, the system models three primary user roles: Resource Owner (catalogs items with photos and evaluates requests), Resource Borrower (searches catalog, requests items, coordinates returns), and System Engine (enforces cryptographic security, manages storage, orchestrates state transitions).</w:t>
+        <w:t>When neighbors want to share items, they face three simple challenges: they do not know what items exist in the neighborhood, they worry that items might get damaged or lost, and they have no organized way to track returns. To solve these challenges, the platform identifies three main user roles: Item Owner (lists items, adds photos, and approves or rejects requests), Item Borrower (searches the catalog, sends borrow requests, and marks items as returned), and System Admin / Engine (manages accounts, safely stores photos, updates statuses, and keeps transaction records).</w:t>
       </w:r>
     </w:p>
     <w:p>
@@ -73,7 +73,7 @@
           <w:color w:val="000000"/>
           <w:sz w:val="26"/>
         </w:rPr>
-        <w:t>2. Analysis Model in Unified Modeling Language (UML)</w:t>
+        <w:t>2. System Analysis in UML</w:t>
       </w:r>
     </w:p>
     <w:p>
@@ -87,7 +87,7 @@
           <w:color w:val="000000"/>
           <w:sz w:val="24"/>
         </w:rPr>
-        <w:t>To formally define system interactions and behavioral states, the analysis model is expressed via tabular Use Case specifications and State Transition dynamics:</w:t>
+        <w:t>To describe how users interact with the system and how items change status, the system is modeled using simple Use Cases and a State Transition flow:</w:t>
       </w:r>
     </w:p>
     <w:p>
@@ -102,7 +102,7 @@
           <w:color w:val="000000"/>
           <w:sz w:val="24"/>
         </w:rPr>
-        <w:t>2.1 Tabular Use Case Specification</w:t>
+        <w:t>2.1 Use Case Summary Table</w:t>
       </w:r>
     </w:p>
     <w:tbl>
@@ -124,10 +124,10 @@
             <w:tcW w:type="dxa" w:w="2340"/>
             <w:shd w:fill="E2E8F0"/>
             <w:tcMar>
-              <w:top w:w="100" w:type="dxa"/>
-              <w:bottom w:w="100" w:type="dxa"/>
-              <w:left w:w="120" w:type="dxa"/>
-              <w:right w:w="120" w:type="dxa"/>
+              <w:top w:w="80" w:type="dxa"/>
+              <w:bottom w:w="80" w:type="dxa"/>
+              <w:left w:w="100" w:type="dxa"/>
+              <w:right w:w="100" w:type="dxa"/>
             </w:tcMar>
           </w:tcPr>
           <w:p>
@@ -147,10 +147,10 @@
             <w:tcW w:type="dxa" w:w="2340"/>
             <w:shd w:fill="E2E8F0"/>
             <w:tcMar>
-              <w:top w:w="100" w:type="dxa"/>
-              <w:bottom w:w="100" w:type="dxa"/>
-              <w:left w:w="120" w:type="dxa"/>
-              <w:right w:w="120" w:type="dxa"/>
+              <w:top w:w="80" w:type="dxa"/>
+              <w:bottom w:w="80" w:type="dxa"/>
+              <w:left w:w="100" w:type="dxa"/>
+              <w:right w:w="100" w:type="dxa"/>
             </w:tcMar>
           </w:tcPr>
           <w:p>
@@ -170,10 +170,10 @@
             <w:tcW w:type="dxa" w:w="2340"/>
             <w:shd w:fill="E2E8F0"/>
             <w:tcMar>
-              <w:top w:w="100" w:type="dxa"/>
-              <w:bottom w:w="100" w:type="dxa"/>
-              <w:left w:w="120" w:type="dxa"/>
-              <w:right w:w="120" w:type="dxa"/>
+              <w:top w:w="80" w:type="dxa"/>
+              <w:bottom w:w="80" w:type="dxa"/>
+              <w:left w:w="100" w:type="dxa"/>
+              <w:right w:w="100" w:type="dxa"/>
             </w:tcMar>
           </w:tcPr>
           <w:p>
@@ -184,7 +184,7 @@
                 <w:color w:val="000000"/>
                 <w:sz w:val="20"/>
               </w:rPr>
-              <w:t>Primary Actor</w:t>
+              <w:t>User Role</w:t>
             </w:r>
           </w:p>
         </w:tc>
@@ -193,10 +193,10 @@
             <w:tcW w:type="dxa" w:w="2340"/>
             <w:shd w:fill="E2E8F0"/>
             <w:tcMar>
-              <w:top w:w="100" w:type="dxa"/>
-              <w:bottom w:w="100" w:type="dxa"/>
-              <w:left w:w="120" w:type="dxa"/>
-              <w:right w:w="120" w:type="dxa"/>
+              <w:top w:w="80" w:type="dxa"/>
+              <w:bottom w:w="80" w:type="dxa"/>
+              <w:left w:w="100" w:type="dxa"/>
+              <w:right w:w="100" w:type="dxa"/>
             </w:tcMar>
           </w:tcPr>
           <w:p>
@@ -207,7 +207,7 @@
                 <w:color w:val="000000"/>
                 <w:sz w:val="20"/>
               </w:rPr>
-              <w:t>Operational Flow &amp; Constraints</w:t>
+              <w:t>What It Does</w:t>
             </w:r>
           </w:p>
         </w:tc>
@@ -217,10 +217,10 @@
           <w:tcPr>
             <w:tcW w:type="dxa" w:w="2340"/>
             <w:tcMar>
-              <w:top w:w="70" w:type="dxa"/>
-              <w:bottom w:w="70" w:type="dxa"/>
-              <w:left w:w="100" w:type="dxa"/>
-              <w:right w:w="100" w:type="dxa"/>
+              <w:top w:w="60" w:type="dxa"/>
+              <w:bottom w:w="60" w:type="dxa"/>
+              <w:left w:w="80" w:type="dxa"/>
+              <w:right w:w="80" w:type="dxa"/>
             </w:tcMar>
           </w:tcPr>
           <w:p>
@@ -238,10 +238,10 @@
           <w:tcPr>
             <w:tcW w:type="dxa" w:w="2340"/>
             <w:tcMar>
-              <w:top w:w="70" w:type="dxa"/>
-              <w:bottom w:w="70" w:type="dxa"/>
-              <w:left w:w="100" w:type="dxa"/>
-              <w:right w:w="100" w:type="dxa"/>
+              <w:top w:w="60" w:type="dxa"/>
+              <w:bottom w:w="60" w:type="dxa"/>
+              <w:left w:w="80" w:type="dxa"/>
+              <w:right w:w="80" w:type="dxa"/>
             </w:tcMar>
           </w:tcPr>
           <w:p>
@@ -251,7 +251,7 @@
                 <w:color w:val="000000"/>
                 <w:sz w:val="19"/>
               </w:rPr>
-              <w:t>User Authentication</w:t>
+              <w:t>User Account &amp; Login</w:t>
             </w:r>
           </w:p>
         </w:tc>
@@ -259,10 +259,10 @@
           <w:tcPr>
             <w:tcW w:type="dxa" w:w="2340"/>
             <w:tcMar>
-              <w:top w:w="70" w:type="dxa"/>
-              <w:bottom w:w="70" w:type="dxa"/>
-              <w:left w:w="100" w:type="dxa"/>
-              <w:right w:w="100" w:type="dxa"/>
+              <w:top w:w="60" w:type="dxa"/>
+              <w:bottom w:w="60" w:type="dxa"/>
+              <w:left w:w="80" w:type="dxa"/>
+              <w:right w:w="80" w:type="dxa"/>
             </w:tcMar>
           </w:tcPr>
           <w:p>
@@ -280,10 +280,10 @@
           <w:tcPr>
             <w:tcW w:type="dxa" w:w="2340"/>
             <w:tcMar>
-              <w:top w:w="70" w:type="dxa"/>
-              <w:bottom w:w="70" w:type="dxa"/>
-              <w:left w:w="100" w:type="dxa"/>
-              <w:right w:w="100" w:type="dxa"/>
+              <w:top w:w="60" w:type="dxa"/>
+              <w:bottom w:w="60" w:type="dxa"/>
+              <w:left w:w="80" w:type="dxa"/>
+              <w:right w:w="80" w:type="dxa"/>
             </w:tcMar>
           </w:tcPr>
           <w:p>
@@ -293,7 +293,7 @@
                 <w:color w:val="000000"/>
                 <w:sz w:val="19"/>
               </w:rPr>
-              <w:t>Registration with email/password; secure session login and verification.</w:t>
+              <w:t>Register with email and password; log in securely to access features.</w:t>
             </w:r>
           </w:p>
         </w:tc>
@@ -304,10 +304,10 @@
             <w:tcW w:type="dxa" w:w="2340"/>
             <w:shd w:fill="F8FAFC"/>
             <w:tcMar>
-              <w:top w:w="70" w:type="dxa"/>
-              <w:bottom w:w="70" w:type="dxa"/>
-              <w:left w:w="100" w:type="dxa"/>
-              <w:right w:w="100" w:type="dxa"/>
+              <w:top w:w="60" w:type="dxa"/>
+              <w:bottom w:w="60" w:type="dxa"/>
+              <w:left w:w="80" w:type="dxa"/>
+              <w:right w:w="80" w:type="dxa"/>
             </w:tcMar>
           </w:tcPr>
           <w:p>
@@ -326,10 +326,10 @@
             <w:tcW w:type="dxa" w:w="2340"/>
             <w:shd w:fill="F8FAFC"/>
             <w:tcMar>
-              <w:top w:w="70" w:type="dxa"/>
-              <w:bottom w:w="70" w:type="dxa"/>
-              <w:left w:w="100" w:type="dxa"/>
-              <w:right w:w="100" w:type="dxa"/>
+              <w:top w:w="60" w:type="dxa"/>
+              <w:bottom w:w="60" w:type="dxa"/>
+              <w:left w:w="80" w:type="dxa"/>
+              <w:right w:w="80" w:type="dxa"/>
             </w:tcMar>
           </w:tcPr>
           <w:p>
@@ -348,10 +348,10 @@
             <w:tcW w:type="dxa" w:w="2340"/>
             <w:shd w:fill="F8FAFC"/>
             <w:tcMar>
-              <w:top w:w="70" w:type="dxa"/>
-              <w:bottom w:w="70" w:type="dxa"/>
-              <w:left w:w="100" w:type="dxa"/>
-              <w:right w:w="100" w:type="dxa"/>
+              <w:top w:w="60" w:type="dxa"/>
+              <w:bottom w:w="60" w:type="dxa"/>
+              <w:left w:w="80" w:type="dxa"/>
+              <w:right w:w="80" w:type="dxa"/>
             </w:tcMar>
           </w:tcPr>
           <w:p>
@@ -361,7 +361,7 @@
                 <w:color w:val="000000"/>
                 <w:sz w:val="19"/>
               </w:rPr>
-              <w:t>Resource Owner</w:t>
+              <w:t>Item Owner</w:t>
             </w:r>
           </w:p>
         </w:tc>
@@ -370,10 +370,10 @@
             <w:tcW w:type="dxa" w:w="2340"/>
             <w:shd w:fill="F8FAFC"/>
             <w:tcMar>
-              <w:top w:w="70" w:type="dxa"/>
-              <w:bottom w:w="70" w:type="dxa"/>
-              <w:left w:w="100" w:type="dxa"/>
-              <w:right w:w="100" w:type="dxa"/>
+              <w:top w:w="60" w:type="dxa"/>
+              <w:bottom w:w="60" w:type="dxa"/>
+              <w:left w:w="80" w:type="dxa"/>
+              <w:right w:w="80" w:type="dxa"/>
             </w:tcMar>
           </w:tcPr>
           <w:p>
@@ -383,7 +383,7 @@
                 <w:color w:val="000000"/>
                 <w:sz w:val="19"/>
               </w:rPr>
-              <w:t>Submit item title, category, description, and upload JPEG/PNG image asset.</w:t>
+              <w:t>Enter item title, category, description, and upload a clear photo.</w:t>
             </w:r>
           </w:p>
         </w:tc>
@@ -393,10 +393,10 @@
           <w:tcPr>
             <w:tcW w:type="dxa" w:w="2340"/>
             <w:tcMar>
-              <w:top w:w="70" w:type="dxa"/>
-              <w:bottom w:w="70" w:type="dxa"/>
-              <w:left w:w="100" w:type="dxa"/>
-              <w:right w:w="100" w:type="dxa"/>
+              <w:top w:w="60" w:type="dxa"/>
+              <w:bottom w:w="60" w:type="dxa"/>
+              <w:left w:w="80" w:type="dxa"/>
+              <w:right w:w="80" w:type="dxa"/>
             </w:tcMar>
           </w:tcPr>
           <w:p>
@@ -414,10 +414,10 @@
           <w:tcPr>
             <w:tcW w:type="dxa" w:w="2340"/>
             <w:tcMar>
-              <w:top w:w="70" w:type="dxa"/>
-              <w:bottom w:w="70" w:type="dxa"/>
-              <w:left w:w="100" w:type="dxa"/>
-              <w:right w:w="100" w:type="dxa"/>
+              <w:top w:w="60" w:type="dxa"/>
+              <w:bottom w:w="60" w:type="dxa"/>
+              <w:left w:w="80" w:type="dxa"/>
+              <w:right w:w="80" w:type="dxa"/>
             </w:tcMar>
           </w:tcPr>
           <w:p>
@@ -427,7 +427,7 @@
                 <w:color w:val="000000"/>
                 <w:sz w:val="19"/>
               </w:rPr>
-              <w:t>Search &amp; Filter Catalog</w:t>
+              <w:t>Search &amp; Browse</w:t>
             </w:r>
           </w:p>
         </w:tc>
@@ -435,10 +435,10 @@
           <w:tcPr>
             <w:tcW w:type="dxa" w:w="2340"/>
             <w:tcMar>
-              <w:top w:w="70" w:type="dxa"/>
-              <w:bottom w:w="70" w:type="dxa"/>
-              <w:left w:w="100" w:type="dxa"/>
-              <w:right w:w="100" w:type="dxa"/>
+              <w:top w:w="60" w:type="dxa"/>
+              <w:bottom w:w="60" w:type="dxa"/>
+              <w:left w:w="80" w:type="dxa"/>
+              <w:right w:w="80" w:type="dxa"/>
             </w:tcMar>
           </w:tcPr>
           <w:p>
@@ -456,10 +456,10 @@
           <w:tcPr>
             <w:tcW w:type="dxa" w:w="2340"/>
             <w:tcMar>
-              <w:top w:w="70" w:type="dxa"/>
-              <w:bottom w:w="70" w:type="dxa"/>
-              <w:left w:w="100" w:type="dxa"/>
-              <w:right w:w="100" w:type="dxa"/>
+              <w:top w:w="60" w:type="dxa"/>
+              <w:bottom w:w="60" w:type="dxa"/>
+              <w:left w:w="80" w:type="dxa"/>
+              <w:right w:w="80" w:type="dxa"/>
             </w:tcMar>
           </w:tcPr>
           <w:p>
@@ -469,7 +469,7 @@
                 <w:color w:val="000000"/>
                 <w:sz w:val="19"/>
               </w:rPr>
-              <w:t>Execute live keyword search and filter by category (Tools, Books, Sports, etc.).</w:t>
+              <w:t>Type keywords to search or filter items by category (Tools, Books, etc.).</w:t>
             </w:r>
           </w:p>
         </w:tc>
@@ -480,10 +480,10 @@
             <w:tcW w:type="dxa" w:w="2340"/>
             <w:shd w:fill="F8FAFC"/>
             <w:tcMar>
-              <w:top w:w="70" w:type="dxa"/>
-              <w:bottom w:w="70" w:type="dxa"/>
-              <w:left w:w="100" w:type="dxa"/>
-              <w:right w:w="100" w:type="dxa"/>
+              <w:top w:w="60" w:type="dxa"/>
+              <w:bottom w:w="60" w:type="dxa"/>
+              <w:left w:w="80" w:type="dxa"/>
+              <w:right w:w="80" w:type="dxa"/>
             </w:tcMar>
           </w:tcPr>
           <w:p>
@@ -502,10 +502,10 @@
             <w:tcW w:type="dxa" w:w="2340"/>
             <w:shd w:fill="F8FAFC"/>
             <w:tcMar>
-              <w:top w:w="70" w:type="dxa"/>
-              <w:bottom w:w="70" w:type="dxa"/>
-              <w:left w:w="100" w:type="dxa"/>
-              <w:right w:w="100" w:type="dxa"/>
+              <w:top w:w="60" w:type="dxa"/>
+              <w:bottom w:w="60" w:type="dxa"/>
+              <w:left w:w="80" w:type="dxa"/>
+              <w:right w:w="80" w:type="dxa"/>
             </w:tcMar>
           </w:tcPr>
           <w:p>
@@ -515,7 +515,7 @@
                 <w:color w:val="000000"/>
                 <w:sz w:val="19"/>
               </w:rPr>
-              <w:t>Submit Borrow Request</w:t>
+              <w:t>Send Borrow Request</w:t>
             </w:r>
           </w:p>
         </w:tc>
@@ -524,10 +524,10 @@
             <w:tcW w:type="dxa" w:w="2340"/>
             <w:shd w:fill="F8FAFC"/>
             <w:tcMar>
-              <w:top w:w="70" w:type="dxa"/>
-              <w:bottom w:w="70" w:type="dxa"/>
-              <w:left w:w="100" w:type="dxa"/>
-              <w:right w:w="100" w:type="dxa"/>
+              <w:top w:w="60" w:type="dxa"/>
+              <w:bottom w:w="60" w:type="dxa"/>
+              <w:left w:w="80" w:type="dxa"/>
+              <w:right w:w="80" w:type="dxa"/>
             </w:tcMar>
           </w:tcPr>
           <w:p>
@@ -546,10 +546,10 @@
             <w:tcW w:type="dxa" w:w="2340"/>
             <w:shd w:fill="F8FAFC"/>
             <w:tcMar>
-              <w:top w:w="70" w:type="dxa"/>
-              <w:bottom w:w="70" w:type="dxa"/>
-              <w:left w:w="100" w:type="dxa"/>
-              <w:right w:w="100" w:type="dxa"/>
+              <w:top w:w="60" w:type="dxa"/>
+              <w:bottom w:w="60" w:type="dxa"/>
+              <w:left w:w="80" w:type="dxa"/>
+              <w:right w:w="80" w:type="dxa"/>
             </w:tcMar>
           </w:tcPr>
           <w:p>
@@ -559,7 +559,7 @@
                 <w:color w:val="000000"/>
                 <w:sz w:val="19"/>
               </w:rPr>
-              <w:t>Transmit borrow request for available item; system validates owner!=borrower.</w:t>
+              <w:t>Click to request an available item; system prevents borrowing own items.</w:t>
             </w:r>
           </w:p>
         </w:tc>
@@ -569,10 +569,10 @@
           <w:tcPr>
             <w:tcW w:type="dxa" w:w="2340"/>
             <w:tcMar>
-              <w:top w:w="70" w:type="dxa"/>
-              <w:bottom w:w="70" w:type="dxa"/>
-              <w:left w:w="100" w:type="dxa"/>
-              <w:right w:w="100" w:type="dxa"/>
+              <w:top w:w="60" w:type="dxa"/>
+              <w:bottom w:w="60" w:type="dxa"/>
+              <w:left w:w="80" w:type="dxa"/>
+              <w:right w:w="80" w:type="dxa"/>
             </w:tcMar>
           </w:tcPr>
           <w:p>
@@ -590,10 +590,10 @@
           <w:tcPr>
             <w:tcW w:type="dxa" w:w="2340"/>
             <w:tcMar>
-              <w:top w:w="70" w:type="dxa"/>
-              <w:bottom w:w="70" w:type="dxa"/>
-              <w:left w:w="100" w:type="dxa"/>
-              <w:right w:w="100" w:type="dxa"/>
+              <w:top w:w="60" w:type="dxa"/>
+              <w:bottom w:w="60" w:type="dxa"/>
+              <w:left w:w="80" w:type="dxa"/>
+              <w:right w:w="80" w:type="dxa"/>
             </w:tcMar>
           </w:tcPr>
           <w:p>
@@ -603,7 +603,7 @@
                 <w:color w:val="000000"/>
                 <w:sz w:val="19"/>
               </w:rPr>
-              <w:t>Approve/Reject Request</w:t>
+              <w:t>Approve or Reject</w:t>
             </w:r>
           </w:p>
         </w:tc>
@@ -611,10 +611,10 @@
           <w:tcPr>
             <w:tcW w:type="dxa" w:w="2340"/>
             <w:tcMar>
-              <w:top w:w="70" w:type="dxa"/>
-              <w:bottom w:w="70" w:type="dxa"/>
-              <w:left w:w="100" w:type="dxa"/>
-              <w:right w:w="100" w:type="dxa"/>
+              <w:top w:w="60" w:type="dxa"/>
+              <w:bottom w:w="60" w:type="dxa"/>
+              <w:left w:w="80" w:type="dxa"/>
+              <w:right w:w="80" w:type="dxa"/>
             </w:tcMar>
           </w:tcPr>
           <w:p>
@@ -624,7 +624,7 @@
                 <w:color w:val="000000"/>
                 <w:sz w:val="19"/>
               </w:rPr>
-              <w:t>Resource Owner</w:t>
+              <w:t>Item Owner</w:t>
             </w:r>
           </w:p>
         </w:tc>
@@ -632,10 +632,10 @@
           <w:tcPr>
             <w:tcW w:type="dxa" w:w="2340"/>
             <w:tcMar>
-              <w:top w:w="70" w:type="dxa"/>
-              <w:bottom w:w="70" w:type="dxa"/>
-              <w:left w:w="100" w:type="dxa"/>
-              <w:right w:w="100" w:type="dxa"/>
+              <w:top w:w="60" w:type="dxa"/>
+              <w:bottom w:w="60" w:type="dxa"/>
+              <w:left w:w="80" w:type="dxa"/>
+              <w:right w:w="80" w:type="dxa"/>
             </w:tcMar>
           </w:tcPr>
           <w:p>
@@ -645,7 +645,7 @@
                 <w:color w:val="000000"/>
                 <w:sz w:val="19"/>
               </w:rPr>
-              <w:t>Owner evaluates request; Approval transitions request to Approved &amp; item to Lent.</w:t>
+              <w:t>Owner reviews request; approving marks the item as 'Lent'.</w:t>
             </w:r>
           </w:p>
         </w:tc>
@@ -656,10 +656,10 @@
             <w:tcW w:type="dxa" w:w="2340"/>
             <w:shd w:fill="F8FAFC"/>
             <w:tcMar>
-              <w:top w:w="70" w:type="dxa"/>
-              <w:bottom w:w="70" w:type="dxa"/>
-              <w:left w:w="100" w:type="dxa"/>
-              <w:right w:w="100" w:type="dxa"/>
+              <w:top w:w="60" w:type="dxa"/>
+              <w:bottom w:w="60" w:type="dxa"/>
+              <w:left w:w="80" w:type="dxa"/>
+              <w:right w:w="80" w:type="dxa"/>
             </w:tcMar>
           </w:tcPr>
           <w:p>
@@ -678,10 +678,10 @@
             <w:tcW w:type="dxa" w:w="2340"/>
             <w:shd w:fill="F8FAFC"/>
             <w:tcMar>
-              <w:top w:w="70" w:type="dxa"/>
-              <w:bottom w:w="70" w:type="dxa"/>
-              <w:left w:w="100" w:type="dxa"/>
-              <w:right w:w="100" w:type="dxa"/>
+              <w:top w:w="60" w:type="dxa"/>
+              <w:bottom w:w="60" w:type="dxa"/>
+              <w:left w:w="80" w:type="dxa"/>
+              <w:right w:w="80" w:type="dxa"/>
             </w:tcMar>
           </w:tcPr>
           <w:p>
@@ -691,7 +691,7 @@
                 <w:color w:val="000000"/>
                 <w:sz w:val="19"/>
               </w:rPr>
-              <w:t>Process Return &amp; Log</w:t>
+              <w:t>Return Item</w:t>
             </w:r>
           </w:p>
         </w:tc>
@@ -700,10 +700,10 @@
             <w:tcW w:type="dxa" w:w="2340"/>
             <w:shd w:fill="F8FAFC"/>
             <w:tcMar>
-              <w:top w:w="70" w:type="dxa"/>
-              <w:bottom w:w="70" w:type="dxa"/>
-              <w:left w:w="100" w:type="dxa"/>
-              <w:right w:w="100" w:type="dxa"/>
+              <w:top w:w="60" w:type="dxa"/>
+              <w:bottom w:w="60" w:type="dxa"/>
+              <w:left w:w="80" w:type="dxa"/>
+              <w:right w:w="80" w:type="dxa"/>
             </w:tcMar>
           </w:tcPr>
           <w:p>
@@ -722,10 +722,10 @@
             <w:tcW w:type="dxa" w:w="2340"/>
             <w:shd w:fill="F8FAFC"/>
             <w:tcMar>
-              <w:top w:w="70" w:type="dxa"/>
-              <w:bottom w:w="70" w:type="dxa"/>
-              <w:left w:w="100" w:type="dxa"/>
-              <w:right w:w="100" w:type="dxa"/>
+              <w:top w:w="60" w:type="dxa"/>
+              <w:bottom w:w="60" w:type="dxa"/>
+              <w:left w:w="80" w:type="dxa"/>
+              <w:right w:w="80" w:type="dxa"/>
             </w:tcMar>
           </w:tcPr>
           <w:p>
@@ -735,7 +735,7 @@
                 <w:color w:val="000000"/>
                 <w:sz w:val="19"/>
               </w:rPr>
-              <w:t>Borrower clicks return; item restored to Available; transaction permanently archived.</w:t>
+              <w:t>Borrower marks item returned; status resets to 'Available' for others.</w:t>
             </w:r>
           </w:p>
         </w:tc>
@@ -753,7 +753,7 @@
           <w:color w:val="000000"/>
           <w:sz w:val="24"/>
         </w:rPr>
-        <w:t>2.2 State Transition Analysis (Lending Lifecycle)</w:t>
+        <w:t>2.2 State Transition of an Item</w:t>
       </w:r>
     </w:p>
     <w:p>
@@ -767,7 +767,7 @@
           <w:color w:val="000000"/>
           <w:sz w:val="24"/>
         </w:rPr>
-        <w:t>The request lifecycle is governed by an atomic state transition model to prevent double-booking: Initial State (item is Available), Pending State (borrower submits request; duplicate requests from same user blocked), Approved/Lent State (owner approves; item flips to Lent, disabling request button for others), and Returned State (borrower returns item; status flips back to Available and transaction is logged).</w:t>
+        <w:t>Every item follows four simple, automatic states to ensure there is never any confusion: Available (item is listed and ready for anyone to request), Pending (a borrower has sent a request and is waiting for the owner's answer), Lent (the owner approved the request; no one else can request this item right now), and Returned (the item is brought back, the loan is saved in history, and the item is Available again).</w:t>
       </w:r>
     </w:p>
     <w:p>
@@ -796,7 +796,7 @@
           <w:color w:val="000000"/>
           <w:sz w:val="24"/>
         </w:rPr>
-        <w:t>System-level requirements govern infrastructural and deployment constraints:</w:t>
+        <w:t>System requirements describe the setup needed to run the platform reliably:</w:t>
       </w:r>
     </w:p>
     <w:p>
@@ -812,7 +812,7 @@
           <w:color w:val="000000"/>
           <w:sz w:val="24"/>
         </w:rPr>
-        <w:t xml:space="preserve">Cloud Infrastructure: </w:t>
+        <w:t xml:space="preserve">Cloud Hosting: </w:t>
       </w:r>
       <w:r>
         <w:rPr>
@@ -820,7 +820,7 @@
           <w:color w:val="000000"/>
           <w:sz w:val="24"/>
         </w:rPr>
-        <w:t>Execution within containerized Linux (Render) powered by Gunicorn WSGI workers.</w:t>
+        <w:t>Hosted on Render so that community members can open the website from any web browser without running local code.</w:t>
       </w:r>
     </w:p>
     <w:p>
@@ -836,7 +836,7 @@
           <w:color w:val="000000"/>
           <w:sz w:val="24"/>
         </w:rPr>
-        <w:t xml:space="preserve">Cloud Database Protocol: </w:t>
+        <w:t xml:space="preserve">Cloud MySQL Database: </w:t>
       </w:r>
       <w:r>
         <w:rPr>
@@ -844,7 +844,7 @@
           <w:color w:val="000000"/>
           <w:sz w:val="24"/>
         </w:rPr>
-        <w:t>Distributed MySQL connectivity (TiDB Serverless) over port 4000 secured with TLS 1.2/1.3.</w:t>
+        <w:t>Powered by TiDB Cloud Serverless MySQL, ensuring data is stored safely online with encrypted connections.</w:t>
       </w:r>
     </w:p>
     <w:p>
@@ -860,7 +860,7 @@
           <w:color w:val="000000"/>
           <w:sz w:val="24"/>
         </w:rPr>
-        <w:t xml:space="preserve">Stateless API Design: </w:t>
+        <w:t xml:space="preserve">Safe Media Storage: </w:t>
       </w:r>
       <w:r>
         <w:rPr>
@@ -868,7 +868,7 @@
           <w:color w:val="000000"/>
           <w:sz w:val="24"/>
         </w:rPr>
-        <w:t>CORS-enabled REST controllers processing JSON payloads for web and native mobile clients.</w:t>
+        <w:t>Uploaded photos are saved in a dedicated server folder with unique names so pictures are never mixed up or overwritten.</w:t>
       </w:r>
     </w:p>
     <w:p>
@@ -884,7 +884,7 @@
           <w:color w:val="000000"/>
           <w:sz w:val="24"/>
         </w:rPr>
-        <w:t xml:space="preserve">Media File Storage: </w:t>
+        <w:t xml:space="preserve">Mobile Friendly: </w:t>
       </w:r>
       <w:r>
         <w:rPr>
@@ -892,7 +892,7 @@
           <w:color w:val="000000"/>
           <w:sz w:val="24"/>
         </w:rPr>
-        <w:t>Dedicated server-side uploads directory with cryptographic UUID filename isolation to prevent overwrite collisions.</w:t>
+        <w:t>The user interface adjusts automatically to fit phone screens, tablets, and desktop computers.</w:t>
       </w:r>
     </w:p>
     <w:p>
@@ -907,7 +907,7 @@
           <w:color w:val="000000"/>
           <w:sz w:val="26"/>
         </w:rPr>
-        <w:t>4. Software-Level Requirements (SRS)</w:t>
+        <w:t>4. Software Requirements Specification (SRS)</w:t>
       </w:r>
     </w:p>
     <w:p>
@@ -922,7 +922,7 @@
           <w:color w:val="000000"/>
           <w:sz w:val="24"/>
         </w:rPr>
-        <w:t>4.1 Functional Requirements Specification (FRS)</w:t>
+        <w:t>4.1 Functional Requirements (What the system does)</w:t>
       </w:r>
     </w:p>
     <w:p>
@@ -938,7 +938,7 @@
           <w:color w:val="000000"/>
           <w:sz w:val="24"/>
         </w:rPr>
-        <w:t xml:space="preserve">FR-01 (Account Management): </w:t>
+        <w:t xml:space="preserve">FR-01 (User Registration &amp; Login): </w:t>
       </w:r>
       <w:r>
         <w:rPr>
@@ -946,7 +946,7 @@
           <w:color w:val="000000"/>
           <w:sz w:val="24"/>
         </w:rPr>
-        <w:t>User registration with unique email, contact phone, full name, and salted cryptographic password hashing.</w:t>
+        <w:t>Users can create an account with name, email, phone number, and password, and log in securely.</w:t>
       </w:r>
     </w:p>
     <w:p>
@@ -962,7 +962,7 @@
           <w:color w:val="000000"/>
           <w:sz w:val="24"/>
         </w:rPr>
-        <w:t xml:space="preserve">FR-02 (Catalog &amp; Upload Engine): </w:t>
+        <w:t xml:space="preserve">FR-02 (Add &amp; Manage Items): </w:t>
       </w:r>
       <w:r>
         <w:rPr>
@@ -970,7 +970,7 @@
           <w:color w:val="000000"/>
           <w:sz w:val="24"/>
         </w:rPr>
-        <w:t>Listing creation with category classification, usage description, and photo upload (PNG, JPG, JPEG, WEBP; max 5MB).</w:t>
+        <w:t>Users can add items with name, category, description, and upload photos (PNG, JPG, max 5MB).</w:t>
       </w:r>
     </w:p>
     <w:p>
@@ -986,7 +986,7 @@
           <w:color w:val="000000"/>
           <w:sz w:val="24"/>
         </w:rPr>
-        <w:t xml:space="preserve">FR-03 (Discovery Engine): </w:t>
+        <w:t xml:space="preserve">FR-03 (Search &amp; Filter): </w:t>
       </w:r>
       <w:r>
         <w:rPr>
@@ -994,7 +994,7 @@
           <w:color w:val="000000"/>
           <w:sz w:val="24"/>
         </w:rPr>
-        <w:t>Real-time search matching substrings across titles and descriptions, combinable with category filters.</w:t>
+        <w:t>Borrowers can search by typing item names or filtering by category.</w:t>
       </w:r>
     </w:p>
     <w:p>
@@ -1010,7 +1010,7 @@
           <w:color w:val="000000"/>
           <w:sz w:val="24"/>
         </w:rPr>
-        <w:t xml:space="preserve">FR-04 (Lending Workflow): </w:t>
+        <w:t xml:space="preserve">FR-04 (Request &amp; Approval): </w:t>
       </w:r>
       <w:r>
         <w:rPr>
@@ -1018,7 +1018,7 @@
           <w:color w:val="000000"/>
           <w:sz w:val="24"/>
         </w:rPr>
-        <w:t>Automated request submission, owner approval/rejection, and borrower return handling with atomic status updates.</w:t>
+        <w:t>Borrowers can send requests, and owners can approve or reject them with a single click.</w:t>
       </w:r>
     </w:p>
     <w:p>
@@ -1034,7 +1034,7 @@
           <w:color w:val="000000"/>
           <w:sz w:val="24"/>
         </w:rPr>
-        <w:t xml:space="preserve">FR-05 (Audit Trail): </w:t>
+        <w:t xml:space="preserve">FR-05 (Return &amp; History): </w:t>
       </w:r>
       <w:r>
         <w:rPr>
@@ -1042,7 +1042,7 @@
           <w:color w:val="000000"/>
           <w:sz w:val="24"/>
         </w:rPr>
-        <w:t>Permanent logging of completed lending transactions with dates, item names, and partner details.</w:t>
+        <w:t>Borrowers can mark items returned, and all completed loans are saved in a history log.</w:t>
       </w:r>
     </w:p>
     <w:p>
@@ -1057,7 +1057,7 @@
           <w:color w:val="000000"/>
           <w:sz w:val="24"/>
         </w:rPr>
-        <w:t>4.2 Non-Functional Requirements Specification (NFRS)</w:t>
+        <w:t>4.2 Non-Functional Requirements (Quality &amp; Performance)</w:t>
       </w:r>
     </w:p>
     <w:p>
@@ -1081,7 +1081,7 @@
           <w:color w:val="000000"/>
           <w:sz w:val="24"/>
         </w:rPr>
-        <w:t>PBKDF2-HMAC-SHA256 password hashing; 100% parameterized SQL queries to eliminate SQL injection; escaping of HTML outputs to neutralize XSS.</w:t>
+        <w:t>All passwords are encrypted with hashing so that passwords are never stored in plain text.</w:t>
       </w:r>
     </w:p>
     <w:p>
@@ -1097,7 +1097,7 @@
           <w:color w:val="000000"/>
           <w:sz w:val="24"/>
         </w:rPr>
-        <w:t xml:space="preserve">NFR-02 (Performance &amp; Latency): </w:t>
+        <w:t xml:space="preserve">NFR-02 (Speed): </w:t>
       </w:r>
       <w:r>
         <w:rPr>
@@ -1105,7 +1105,7 @@
           <w:color w:val="000000"/>
           <w:sz w:val="24"/>
         </w:rPr>
-        <w:t>Sub-350ms query response latency; static CSS/asset caching; database indexing on foreign keys.</w:t>
+        <w:t>Pages load quickly, and search results appear in less than 1 second.</w:t>
       </w:r>
     </w:p>
     <w:p>
@@ -1121,7 +1121,7 @@
           <w:color w:val="000000"/>
           <w:sz w:val="24"/>
         </w:rPr>
-        <w:t xml:space="preserve">NFR-03 (Reliability &amp; Recovery): </w:t>
+        <w:t xml:space="preserve">NFR-03 (Reliability): </w:t>
       </w:r>
       <w:r>
         <w:rPr>
@@ -1129,7 +1129,7 @@
           <w:color w:val="000000"/>
           <w:sz w:val="24"/>
         </w:rPr>
-        <w:t>Automated database connection recovery with dynamic Linux SSL certificate detection.</w:t>
+        <w:t>The database stays online 24/7 and reconnects automatically if the network drops.</w:t>
       </w:r>
     </w:p>
     <w:p>
@@ -1145,7 +1145,7 @@
           <w:color w:val="000000"/>
           <w:sz w:val="24"/>
         </w:rPr>
-        <w:t xml:space="preserve">NFR-04 (Responsive Usability): </w:t>
+        <w:t xml:space="preserve">NFR-04 (Ease of Use): </w:t>
       </w:r>
       <w:r>
         <w:rPr>
@@ -1153,7 +1153,7 @@
           <w:color w:val="000000"/>
           <w:sz w:val="24"/>
         </w:rPr>
-        <w:t>Modern mobile-first responsive layout complying with WCAG contrast standards across all viewports.</w:t>
+        <w:t>The layout uses clear fonts, visible buttons, and friendly colors so anyone can use it without confusion.</w:t>
       </w:r>
     </w:p>
     <w:sectPr>

--- a/First_Review_Documents/Topic3_Analysis_and_Requirements.docx
+++ b/First_Review_Documents/Topic3_Analysis_and_Requirements.docx
@@ -29,7 +29,7 @@
           <w:color w:val="000000"/>
           <w:sz w:val="22"/>
         </w:rPr>
-        <w:t>Project Work: Community Lending Platform for Sharing and Borrowing Household Resources</w:t>
+        <w:t>Project / Internship Work: Unused Office Resource Donation Management System (UORDMS)</w:t>
       </w:r>
     </w:p>
     <w:p>
@@ -58,7 +58,7 @@
           <w:color w:val="000000"/>
           <w:sz w:val="24"/>
         </w:rPr>
-        <w:t>When neighbors want to share items, they face three simple challenges: they do not know what items exist in the neighborhood, they worry that items might get damaged or lost, and they have no organized way to track returns. To solve these challenges, the platform identifies three main user roles: Item Owner (lists items, adds photos, and approves or rejects requests), Item Borrower (searches the catalog, sends borrow requests, and marks items as returned), and System Admin / Engine (manages accounts, safely stores photos, updates statuses, and keeps transaction records).</w:t>
+        <w:t>When companies attempt to donate surplus equipment, they encounter three core challenges: tracking inventory quantities accurately, verifying whether recipient organizations are genuine, and maintaining handover receipts for audits. To resolve these challenges, the platform identifies three key user roles: System Administrator (manages inventory, reviews organization applications, approves donation requests, and logs distributions), Recipient Organization (registers organization profile, browses available office resources, and submits donation requests), and Corporate Donor / Staff (adds surplus items, specifies condition details, and monitors distribution).</w:t>
       </w:r>
     </w:p>
     <w:p>
@@ -87,7 +87,7 @@
           <w:color w:val="000000"/>
           <w:sz w:val="24"/>
         </w:rPr>
-        <w:t>To describe how users interact with the system and how items change status, the system is modeled using simple Use Cases and a State Transition flow:</w:t>
+        <w:t>To clearly define how users interact with the system and how resources are distributed, the system is analyzed through Use Cases and State Transition flows:</w:t>
       </w:r>
     </w:p>
     <w:p>
@@ -251,7 +251,7 @@
                 <w:color w:val="000000"/>
                 <w:sz w:val="19"/>
               </w:rPr>
-              <w:t>User Account &amp; Login</w:t>
+              <w:t>User Login &amp; Security</w:t>
             </w:r>
           </w:p>
         </w:tc>
@@ -272,7 +272,7 @@
                 <w:color w:val="000000"/>
                 <w:sz w:val="19"/>
               </w:rPr>
-              <w:t>All Users</w:t>
+              <w:t>Admin / User</w:t>
             </w:r>
           </w:p>
         </w:tc>
@@ -293,7 +293,7 @@
                 <w:color w:val="000000"/>
                 <w:sz w:val="19"/>
               </w:rPr>
-              <w:t>Register with email and password; log in securely to access features.</w:t>
+              <w:t>Enter username and password to access the role-based dashboard.</w:t>
             </w:r>
           </w:p>
         </w:tc>
@@ -339,7 +339,7 @@
                 <w:color w:val="000000"/>
                 <w:sz w:val="19"/>
               </w:rPr>
-              <w:t>List Item with Photo</w:t>
+              <w:t>Manage Organizations</w:t>
             </w:r>
           </w:p>
         </w:tc>
@@ -361,7 +361,7 @@
                 <w:color w:val="000000"/>
                 <w:sz w:val="19"/>
               </w:rPr>
-              <w:t>Item Owner</w:t>
+              <w:t>Administrator</w:t>
             </w:r>
           </w:p>
         </w:tc>
@@ -383,7 +383,7 @@
                 <w:color w:val="000000"/>
                 <w:sz w:val="19"/>
               </w:rPr>
-              <w:t>Enter item title, category, description, and upload a clear photo.</w:t>
+              <w:t>Add, view, update, and verify beneficiary NGO and school profiles.</w:t>
             </w:r>
           </w:p>
         </w:tc>
@@ -427,7 +427,7 @@
                 <w:color w:val="000000"/>
                 <w:sz w:val="19"/>
               </w:rPr>
-              <w:t>Search &amp; Browse</w:t>
+              <w:t>Add &amp; Update Resources</w:t>
             </w:r>
           </w:p>
         </w:tc>
@@ -448,7 +448,7 @@
                 <w:color w:val="000000"/>
                 <w:sz w:val="19"/>
               </w:rPr>
-              <w:t>Borrower</w:t>
+              <w:t>Admin / Staff</w:t>
             </w:r>
           </w:p>
         </w:tc>
@@ -469,7 +469,7 @@
                 <w:color w:val="000000"/>
                 <w:sz w:val="19"/>
               </w:rPr>
-              <w:t>Type keywords to search or filter items by category (Tools, Books, etc.).</w:t>
+              <w:t>Enter item name, category, quantity, condition, and upload photo.</w:t>
             </w:r>
           </w:p>
         </w:tc>
@@ -515,7 +515,7 @@
                 <w:color w:val="000000"/>
                 <w:sz w:val="19"/>
               </w:rPr>
-              <w:t>Send Borrow Request</w:t>
+              <w:t>Submit Donation Request</w:t>
             </w:r>
           </w:p>
         </w:tc>
@@ -537,7 +537,7 @@
                 <w:color w:val="000000"/>
                 <w:sz w:val="19"/>
               </w:rPr>
-              <w:t>Borrower</w:t>
+              <w:t>Organization</w:t>
             </w:r>
           </w:p>
         </w:tc>
@@ -559,7 +559,7 @@
                 <w:color w:val="000000"/>
                 <w:sz w:val="19"/>
               </w:rPr>
-              <w:t>Click to request an available item; system prevents borrowing own items.</w:t>
+              <w:t>Select available items, enter requested quantity, and submit application.</w:t>
             </w:r>
           </w:p>
         </w:tc>
@@ -603,7 +603,7 @@
                 <w:color w:val="000000"/>
                 <w:sz w:val="19"/>
               </w:rPr>
-              <w:t>Approve or Reject</w:t>
+              <w:t>Review &amp; Approve Request</w:t>
             </w:r>
           </w:p>
         </w:tc>
@@ -624,7 +624,7 @@
                 <w:color w:val="000000"/>
                 <w:sz w:val="19"/>
               </w:rPr>
-              <w:t>Item Owner</w:t>
+              <w:t>Administrator</w:t>
             </w:r>
           </w:p>
         </w:tc>
@@ -645,7 +645,7 @@
                 <w:color w:val="000000"/>
                 <w:sz w:val="19"/>
               </w:rPr>
-              <w:t>Owner reviews request; approving marks the item as 'Lent'.</w:t>
+              <w:t>Review request; approval automatically reserves item stock.</w:t>
             </w:r>
           </w:p>
         </w:tc>
@@ -691,7 +691,7 @@
                 <w:color w:val="000000"/>
                 <w:sz w:val="19"/>
               </w:rPr>
-              <w:t>Return Item</w:t>
+              <w:t>Log Distribution &amp; Receipts</w:t>
             </w:r>
           </w:p>
         </w:tc>
@@ -713,7 +713,7 @@
                 <w:color w:val="000000"/>
                 <w:sz w:val="19"/>
               </w:rPr>
-              <w:t>Borrower / Owner</w:t>
+              <w:t>Administrator</w:t>
             </w:r>
           </w:p>
         </w:tc>
@@ -735,7 +735,7 @@
                 <w:color w:val="000000"/>
                 <w:sz w:val="19"/>
               </w:rPr>
-              <w:t>Borrower marks item returned; status resets to 'Available' for others.</w:t>
+              <w:t>Record physical handover, recipient acknowledgment, and generate report.</w:t>
             </w:r>
           </w:p>
         </w:tc>
@@ -753,7 +753,7 @@
           <w:color w:val="000000"/>
           <w:sz w:val="24"/>
         </w:rPr>
-        <w:t>2.2 State Transition of an Item</w:t>
+        <w:t>2.2 State Transition of a Donation Request</w:t>
       </w:r>
     </w:p>
     <w:p>
@@ -767,7 +767,7 @@
           <w:color w:val="000000"/>
           <w:sz w:val="24"/>
         </w:rPr>
-        <w:t>Every item follows four simple, automatic states to ensure there is never any confusion: Available (item is listed and ready for anyone to request), Pending (a borrower has sent a request and is waiting for the owner's answer), Lent (the owner approved the request; no one else can request this item right now), and Returned (the item is brought back, the loan is saved in history, and the item is Available again).</w:t>
+        <w:t>Every donation request follows a clear, automated sequence of states: Submitted (request is placed and stock remains unaffected), Under Review (administrator inspects recipient eligibility), Approved (administrator accepts request; item stock is automatically deducted/reserved), Distributed / Completed (items are handed over and a receipt is issued), or Rejected (request is declined and reserved stock is released back to inventory).</w:t>
       </w:r>
     </w:p>
     <w:p>
@@ -796,7 +796,7 @@
           <w:color w:val="000000"/>
           <w:sz w:val="24"/>
         </w:rPr>
-        <w:t>System requirements describe the setup needed to run the platform reliably:</w:t>
+        <w:t>System-level requirements describe the environment needed to run the platform reliably:</w:t>
       </w:r>
     </w:p>
     <w:p>
@@ -812,7 +812,7 @@
           <w:color w:val="000000"/>
           <w:sz w:val="24"/>
         </w:rPr>
-        <w:t xml:space="preserve">Cloud Hosting: </w:t>
+        <w:t xml:space="preserve">Web Server Architecture: </w:t>
       </w:r>
       <w:r>
         <w:rPr>
@@ -820,7 +820,7 @@
           <w:color w:val="000000"/>
           <w:sz w:val="24"/>
         </w:rPr>
-        <w:t>Hosted on Render so that community members can open the website from any web browser without running local code.</w:t>
+        <w:t>Developed on Python Flask with a WSGI web server, allowing multiple staff members to access the platform simultaneously.</w:t>
       </w:r>
     </w:p>
     <w:p>
@@ -836,7 +836,7 @@
           <w:color w:val="000000"/>
           <w:sz w:val="24"/>
         </w:rPr>
-        <w:t xml:space="preserve">Cloud MySQL Database: </w:t>
+        <w:t xml:space="preserve">Database Storage: </w:t>
       </w:r>
       <w:r>
         <w:rPr>
@@ -844,7 +844,7 @@
           <w:color w:val="000000"/>
           <w:sz w:val="24"/>
         </w:rPr>
-        <w:t>Powered by TiDB Cloud Serverless MySQL, ensuring data is stored safely online with encrypted connections.</w:t>
+        <w:t>Relational MySQL database enforcing foreign key relationships between organizations, resources, and distribution logs.</w:t>
       </w:r>
     </w:p>
     <w:p>
@@ -860,7 +860,7 @@
           <w:color w:val="000000"/>
           <w:sz w:val="24"/>
         </w:rPr>
-        <w:t xml:space="preserve">Safe Media Storage: </w:t>
+        <w:t xml:space="preserve">Media File Handling: </w:t>
       </w:r>
       <w:r>
         <w:rPr>
@@ -868,7 +868,7 @@
           <w:color w:val="000000"/>
           <w:sz w:val="24"/>
         </w:rPr>
-        <w:t>Uploaded photos are saved in a dedicated server folder with unique names so pictures are never mixed up or overwritten.</w:t>
+        <w:t>Dedicated uploads directory for saving item photographs with sanitized filenames to prevent overwriting.</w:t>
       </w:r>
     </w:p>
     <w:p>
@@ -884,7 +884,7 @@
           <w:color w:val="000000"/>
           <w:sz w:val="24"/>
         </w:rPr>
-        <w:t xml:space="preserve">Mobile Friendly: </w:t>
+        <w:t xml:space="preserve">Multi-Device Compatibility: </w:t>
       </w:r>
       <w:r>
         <w:rPr>
@@ -892,7 +892,7 @@
           <w:color w:val="000000"/>
           <w:sz w:val="24"/>
         </w:rPr>
-        <w:t>The user interface adjusts automatically to fit phone screens, tablets, and desktop computers.</w:t>
+        <w:t>Responsive web pages that render cleanly on desktop workstations, laptops, and mobile screens.</w:t>
       </w:r>
     </w:p>
     <w:p>
@@ -938,7 +938,7 @@
           <w:color w:val="000000"/>
           <w:sz w:val="24"/>
         </w:rPr>
-        <w:t xml:space="preserve">FR-01 (User Registration &amp; Login): </w:t>
+        <w:t xml:space="preserve">FR-01 (Account &amp; Role Control): </w:t>
       </w:r>
       <w:r>
         <w:rPr>
@@ -946,7 +946,7 @@
           <w:color w:val="000000"/>
           <w:sz w:val="24"/>
         </w:rPr>
-        <w:t>Users can create an account with name, email, phone number, and password, and log in securely.</w:t>
+        <w:t>System validates user logins and enforces role permissions (Administrator vs Staff vs Organization).</w:t>
       </w:r>
     </w:p>
     <w:p>
@@ -962,7 +962,7 @@
           <w:color w:val="000000"/>
           <w:sz w:val="24"/>
         </w:rPr>
-        <w:t xml:space="preserve">FR-02 (Add &amp; Manage Items): </w:t>
+        <w:t xml:space="preserve">FR-02 (Organization Records): </w:t>
       </w:r>
       <w:r>
         <w:rPr>
@@ -970,7 +970,7 @@
           <w:color w:val="000000"/>
           <w:sz w:val="24"/>
         </w:rPr>
-        <w:t>Users can add items with name, category, description, and upload photos (PNG, JPG, max 5MB).</w:t>
+        <w:t>System stores organization name, contact person, email, phone, address, and verification status.</w:t>
       </w:r>
     </w:p>
     <w:p>
@@ -986,7 +986,7 @@
           <w:color w:val="000000"/>
           <w:sz w:val="24"/>
         </w:rPr>
-        <w:t xml:space="preserve">FR-03 (Search &amp; Filter): </w:t>
+        <w:t xml:space="preserve">FR-03 (Inventory Management): </w:t>
       </w:r>
       <w:r>
         <w:rPr>
@@ -994,7 +994,7 @@
           <w:color w:val="000000"/>
           <w:sz w:val="24"/>
         </w:rPr>
-        <w:t>Borrowers can search by typing item names or filtering by category.</w:t>
+        <w:t>System manages resource listings with category, condition grade, total quantity, and available quantity.</w:t>
       </w:r>
     </w:p>
     <w:p>
@@ -1010,7 +1010,7 @@
           <w:color w:val="000000"/>
           <w:sz w:val="24"/>
         </w:rPr>
-        <w:t xml:space="preserve">FR-04 (Request &amp; Approval): </w:t>
+        <w:t xml:space="preserve">FR-04 (Request Processing): </w:t>
       </w:r>
       <w:r>
         <w:rPr>
@@ -1018,7 +1018,7 @@
           <w:color w:val="000000"/>
           <w:sz w:val="24"/>
         </w:rPr>
-        <w:t>Borrowers can send requests, and owners can approve or reject them with a single click.</w:t>
+        <w:t>System accepts donation requests and prevents organizations from requesting more units than currently available.</w:t>
       </w:r>
     </w:p>
     <w:p>
@@ -1034,7 +1034,7 @@
           <w:color w:val="000000"/>
           <w:sz w:val="24"/>
         </w:rPr>
-        <w:t xml:space="preserve">FR-05 (Return &amp; History): </w:t>
+        <w:t xml:space="preserve">FR-05 (Distribution &amp; Reports): </w:t>
       </w:r>
       <w:r>
         <w:rPr>
@@ -1042,7 +1042,7 @@
           <w:color w:val="000000"/>
           <w:sz w:val="24"/>
         </w:rPr>
-        <w:t>Borrowers can mark items returned, and all completed loans are saved in a history log.</w:t>
+        <w:t>System records handover details and provides exportable summary reports for audit records.</w:t>
       </w:r>
     </w:p>
     <w:p>
@@ -1073,7 +1073,7 @@
           <w:color w:val="000000"/>
           <w:sz w:val="24"/>
         </w:rPr>
-        <w:t xml:space="preserve">NFR-01 (Security): </w:t>
+        <w:t xml:space="preserve">NFR-01 (Data Security): </w:t>
       </w:r>
       <w:r>
         <w:rPr>
@@ -1081,7 +1081,7 @@
           <w:color w:val="000000"/>
           <w:sz w:val="24"/>
         </w:rPr>
-        <w:t>All passwords are encrypted with hashing so that passwords are never stored in plain text.</w:t>
+        <w:t>Secure session cookies prevent unauthorized access to administrative pages.</w:t>
       </w:r>
     </w:p>
     <w:p>
@@ -1105,7 +1105,7 @@
           <w:color w:val="000000"/>
           <w:sz w:val="24"/>
         </w:rPr>
-        <w:t>Pages load quickly, and search results appear in less than 1 second.</w:t>
+        <w:t>Database queries load item lists and organization records in under 1 second.</w:t>
       </w:r>
     </w:p>
     <w:p>
@@ -1121,7 +1121,7 @@
           <w:color w:val="000000"/>
           <w:sz w:val="24"/>
         </w:rPr>
-        <w:t xml:space="preserve">NFR-03 (Reliability): </w:t>
+        <w:t xml:space="preserve">NFR-03 (Stock Accuracy): </w:t>
       </w:r>
       <w:r>
         <w:rPr>
@@ -1129,7 +1129,7 @@
           <w:color w:val="000000"/>
           <w:sz w:val="24"/>
         </w:rPr>
-        <w:t>The database stays online 24/7 and reconnects automatically if the network drops.</w:t>
+        <w:t>Transactions ensure that stock quantities are updated accurately without duplicate booking errors.</w:t>
       </w:r>
     </w:p>
     <w:p>
@@ -1153,7 +1153,7 @@
           <w:color w:val="000000"/>
           <w:sz w:val="24"/>
         </w:rPr>
-        <w:t>The layout uses clear fonts, visible buttons, and friendly colors so anyone can use it without confusion.</w:t>
+        <w:t>Intuitive navigation with clear buttons and forms so staff can operate the system with minimal training.</w:t>
       </w:r>
     </w:p>
     <w:sectPr>

--- a/First_Review_Documents/Topic3_Analysis_and_Requirements.docx
+++ b/First_Review_Documents/Topic3_Analysis_and_Requirements.docx
@@ -29,7 +29,7 @@
           <w:color w:val="000000"/>
           <w:sz w:val="22"/>
         </w:rPr>
-        <w:t>Project / Internship Work: Unused Office Resource Donation Management System (UORDMS)</w:t>
+        <w:t>Project Work: Community Lending Platform for Sharing and Borrowing Household Resources</w:t>
       </w:r>
     </w:p>
     <w:p>
@@ -58,7 +58,7 @@
           <w:color w:val="000000"/>
           <w:sz w:val="24"/>
         </w:rPr>
-        <w:t>When companies attempt to donate surplus equipment, they encounter three core challenges: tracking inventory quantities accurately, verifying whether recipient organizations are genuine, and maintaining handover receipts for audits. To resolve these challenges, the platform identifies three key user roles: System Administrator (manages inventory, reviews organization applications, approves donation requests, and logs distributions), Recipient Organization (registers organization profile, browses available office resources, and submits donation requests), and Corporate Donor / Staff (adds surplus items, specifies condition details, and monitors distribution).</w:t>
+        <w:t>When neighbors want to share items, they face three simple challenges: they do not know what items exist in the neighborhood, they worry that items might get damaged or lost, and they have no organized way to track returns. To solve these challenges, the platform identifies three main user roles: Item Owner (lists items, adds photos, and approves or rejects requests), Item Borrower (searches the catalog, sends borrow requests, and marks items as returned), and System Admin / Engine (manages accounts, safely stores photos, updates statuses, and keeps transaction records).</w:t>
       </w:r>
     </w:p>
     <w:p>
@@ -87,7 +87,7 @@
           <w:color w:val="000000"/>
           <w:sz w:val="24"/>
         </w:rPr>
-        <w:t>To clearly define how users interact with the system and how resources are distributed, the system is analyzed through Use Cases and State Transition flows:</w:t>
+        <w:t>To describe how users interact with the system and how items change status, the system is modeled using simple Use Cases and a State Transition flow:</w:t>
       </w:r>
     </w:p>
     <w:p>
@@ -251,7 +251,7 @@
                 <w:color w:val="000000"/>
                 <w:sz w:val="19"/>
               </w:rPr>
-              <w:t>User Login &amp; Security</w:t>
+              <w:t>User Account &amp; Login</w:t>
             </w:r>
           </w:p>
         </w:tc>
@@ -272,7 +272,7 @@
                 <w:color w:val="000000"/>
                 <w:sz w:val="19"/>
               </w:rPr>
-              <w:t>Admin / User</w:t>
+              <w:t>All Users</w:t>
             </w:r>
           </w:p>
         </w:tc>
@@ -293,7 +293,7 @@
                 <w:color w:val="000000"/>
                 <w:sz w:val="19"/>
               </w:rPr>
-              <w:t>Enter username and password to access the role-based dashboard.</w:t>
+              <w:t>Register with email and password; log in securely to access features.</w:t>
             </w:r>
           </w:p>
         </w:tc>
@@ -339,7 +339,7 @@
                 <w:color w:val="000000"/>
                 <w:sz w:val="19"/>
               </w:rPr>
-              <w:t>Manage Organizations</w:t>
+              <w:t>List Item with Photo</w:t>
             </w:r>
           </w:p>
         </w:tc>
@@ -361,7 +361,7 @@
                 <w:color w:val="000000"/>
                 <w:sz w:val="19"/>
               </w:rPr>
-              <w:t>Administrator</w:t>
+              <w:t>Item Owner</w:t>
             </w:r>
           </w:p>
         </w:tc>
@@ -383,7 +383,7 @@
                 <w:color w:val="000000"/>
                 <w:sz w:val="19"/>
               </w:rPr>
-              <w:t>Add, view, update, and verify beneficiary NGO and school profiles.</w:t>
+              <w:t>Enter item title, category, description, and upload a clear photo.</w:t>
             </w:r>
           </w:p>
         </w:tc>
@@ -427,7 +427,7 @@
                 <w:color w:val="000000"/>
                 <w:sz w:val="19"/>
               </w:rPr>
-              <w:t>Add &amp; Update Resources</w:t>
+              <w:t>Search &amp; Browse</w:t>
             </w:r>
           </w:p>
         </w:tc>
@@ -448,7 +448,7 @@
                 <w:color w:val="000000"/>
                 <w:sz w:val="19"/>
               </w:rPr>
-              <w:t>Admin / Staff</w:t>
+              <w:t>Borrower</w:t>
             </w:r>
           </w:p>
         </w:tc>
@@ -469,7 +469,7 @@
                 <w:color w:val="000000"/>
                 <w:sz w:val="19"/>
               </w:rPr>
-              <w:t>Enter item name, category, quantity, condition, and upload photo.</w:t>
+              <w:t>Type keywords to search or filter items by category (Tools, Books, etc.).</w:t>
             </w:r>
           </w:p>
         </w:tc>
@@ -515,7 +515,7 @@
                 <w:color w:val="000000"/>
                 <w:sz w:val="19"/>
               </w:rPr>
-              <w:t>Submit Donation Request</w:t>
+              <w:t>Send Borrow Request</w:t>
             </w:r>
           </w:p>
         </w:tc>
@@ -537,7 +537,7 @@
                 <w:color w:val="000000"/>
                 <w:sz w:val="19"/>
               </w:rPr>
-              <w:t>Organization</w:t>
+              <w:t>Borrower</w:t>
             </w:r>
           </w:p>
         </w:tc>
@@ -559,7 +559,7 @@
                 <w:color w:val="000000"/>
                 <w:sz w:val="19"/>
               </w:rPr>
-              <w:t>Select available items, enter requested quantity, and submit application.</w:t>
+              <w:t>Click to request an available item; system prevents borrowing own items.</w:t>
             </w:r>
           </w:p>
         </w:tc>
@@ -603,7 +603,7 @@
                 <w:color w:val="000000"/>
                 <w:sz w:val="19"/>
               </w:rPr>
-              <w:t>Review &amp; Approve Request</w:t>
+              <w:t>Approve or Reject</w:t>
             </w:r>
           </w:p>
         </w:tc>
@@ -624,7 +624,7 @@
                 <w:color w:val="000000"/>
                 <w:sz w:val="19"/>
               </w:rPr>
-              <w:t>Administrator</w:t>
+              <w:t>Item Owner</w:t>
             </w:r>
           </w:p>
         </w:tc>
@@ -645,7 +645,7 @@
                 <w:color w:val="000000"/>
                 <w:sz w:val="19"/>
               </w:rPr>
-              <w:t>Review request; approval automatically reserves item stock.</w:t>
+              <w:t>Owner reviews request; approving marks the item as 'Lent'.</w:t>
             </w:r>
           </w:p>
         </w:tc>
@@ -691,7 +691,7 @@
                 <w:color w:val="000000"/>
                 <w:sz w:val="19"/>
               </w:rPr>
-              <w:t>Log Distribution &amp; Receipts</w:t>
+              <w:t>Return Item</w:t>
             </w:r>
           </w:p>
         </w:tc>
@@ -713,7 +713,7 @@
                 <w:color w:val="000000"/>
                 <w:sz w:val="19"/>
               </w:rPr>
-              <w:t>Administrator</w:t>
+              <w:t>Borrower / Owner</w:t>
             </w:r>
           </w:p>
         </w:tc>
@@ -735,7 +735,7 @@
                 <w:color w:val="000000"/>
                 <w:sz w:val="19"/>
               </w:rPr>
-              <w:t>Record physical handover, recipient acknowledgment, and generate report.</w:t>
+              <w:t>Borrower marks item returned; status resets to 'Available' for others.</w:t>
             </w:r>
           </w:p>
         </w:tc>
@@ -753,7 +753,7 @@
           <w:color w:val="000000"/>
           <w:sz w:val="24"/>
         </w:rPr>
-        <w:t>2.2 State Transition of a Donation Request</w:t>
+        <w:t>2.2 State Transition of an Item</w:t>
       </w:r>
     </w:p>
     <w:p>
@@ -767,7 +767,7 @@
           <w:color w:val="000000"/>
           <w:sz w:val="24"/>
         </w:rPr>
-        <w:t>Every donation request follows a clear, automated sequence of states: Submitted (request is placed and stock remains unaffected), Under Review (administrator inspects recipient eligibility), Approved (administrator accepts request; item stock is automatically deducted/reserved), Distributed / Completed (items are handed over and a receipt is issued), or Rejected (request is declined and reserved stock is released back to inventory).</w:t>
+        <w:t>Every item follows four simple, automatic states to ensure there is never any confusion: Available (item is listed and ready for anyone to request), Pending (a borrower has sent a request and is waiting for the owner's answer), Lent (the owner approved the request; no one else can request this item right now), and Returned (the item is brought back, the loan is saved in history, and the item is Available again).</w:t>
       </w:r>
     </w:p>
     <w:p>
@@ -796,7 +796,7 @@
           <w:color w:val="000000"/>
           <w:sz w:val="24"/>
         </w:rPr>
-        <w:t>System-level requirements describe the environment needed to run the platform reliably:</w:t>
+        <w:t>System requirements describe the setup needed to run the platform reliably:</w:t>
       </w:r>
     </w:p>
     <w:p>
@@ -812,7 +812,7 @@
           <w:color w:val="000000"/>
           <w:sz w:val="24"/>
         </w:rPr>
-        <w:t xml:space="preserve">Web Server Architecture: </w:t>
+        <w:t xml:space="preserve">Cloud Hosting: </w:t>
       </w:r>
       <w:r>
         <w:rPr>
@@ -820,7 +820,7 @@
           <w:color w:val="000000"/>
           <w:sz w:val="24"/>
         </w:rPr>
-        <w:t>Developed on Python Flask with a WSGI web server, allowing multiple staff members to access the platform simultaneously.</w:t>
+        <w:t>Hosted on Render so that community members can open the website from any web browser without running local code.</w:t>
       </w:r>
     </w:p>
     <w:p>
@@ -836,7 +836,7 @@
           <w:color w:val="000000"/>
           <w:sz w:val="24"/>
         </w:rPr>
-        <w:t xml:space="preserve">Database Storage: </w:t>
+        <w:t xml:space="preserve">Cloud MySQL Database: </w:t>
       </w:r>
       <w:r>
         <w:rPr>
@@ -844,7 +844,7 @@
           <w:color w:val="000000"/>
           <w:sz w:val="24"/>
         </w:rPr>
-        <w:t>Relational MySQL database enforcing foreign key relationships between organizations, resources, and distribution logs.</w:t>
+        <w:t>Powered by TiDB Cloud Serverless MySQL, ensuring data is stored safely online with encrypted connections.</w:t>
       </w:r>
     </w:p>
     <w:p>
@@ -860,7 +860,7 @@
           <w:color w:val="000000"/>
           <w:sz w:val="24"/>
         </w:rPr>
-        <w:t xml:space="preserve">Media File Handling: </w:t>
+        <w:t xml:space="preserve">Safe Media Storage: </w:t>
       </w:r>
       <w:r>
         <w:rPr>
@@ -868,7 +868,7 @@
           <w:color w:val="000000"/>
           <w:sz w:val="24"/>
         </w:rPr>
-        <w:t>Dedicated uploads directory for saving item photographs with sanitized filenames to prevent overwriting.</w:t>
+        <w:t>Uploaded photos are saved in a dedicated server folder with unique names so pictures are never mixed up or overwritten.</w:t>
       </w:r>
     </w:p>
     <w:p>
@@ -884,7 +884,7 @@
           <w:color w:val="000000"/>
           <w:sz w:val="24"/>
         </w:rPr>
-        <w:t xml:space="preserve">Multi-Device Compatibility: </w:t>
+        <w:t xml:space="preserve">Mobile Friendly: </w:t>
       </w:r>
       <w:r>
         <w:rPr>
@@ -892,7 +892,7 @@
           <w:color w:val="000000"/>
           <w:sz w:val="24"/>
         </w:rPr>
-        <w:t>Responsive web pages that render cleanly on desktop workstations, laptops, and mobile screens.</w:t>
+        <w:t>The user interface adjusts automatically to fit phone screens, tablets, and desktop computers.</w:t>
       </w:r>
     </w:p>
     <w:p>
@@ -938,7 +938,7 @@
           <w:color w:val="000000"/>
           <w:sz w:val="24"/>
         </w:rPr>
-        <w:t xml:space="preserve">FR-01 (Account &amp; Role Control): </w:t>
+        <w:t xml:space="preserve">FR-01 (User Registration &amp; Login): </w:t>
       </w:r>
       <w:r>
         <w:rPr>
@@ -946,7 +946,7 @@
           <w:color w:val="000000"/>
           <w:sz w:val="24"/>
         </w:rPr>
-        <w:t>System validates user logins and enforces role permissions (Administrator vs Staff vs Organization).</w:t>
+        <w:t>Users can create an account with name, email, phone number, and password, and log in securely.</w:t>
       </w:r>
     </w:p>
     <w:p>
@@ -962,7 +962,7 @@
           <w:color w:val="000000"/>
           <w:sz w:val="24"/>
         </w:rPr>
-        <w:t xml:space="preserve">FR-02 (Organization Records): </w:t>
+        <w:t xml:space="preserve">FR-02 (Add &amp; Manage Items): </w:t>
       </w:r>
       <w:r>
         <w:rPr>
@@ -970,7 +970,7 @@
           <w:color w:val="000000"/>
           <w:sz w:val="24"/>
         </w:rPr>
-        <w:t>System stores organization name, contact person, email, phone, address, and verification status.</w:t>
+        <w:t>Users can add items with name, category, description, and upload photos (PNG, JPG, max 5MB).</w:t>
       </w:r>
     </w:p>
     <w:p>
@@ -986,7 +986,7 @@
           <w:color w:val="000000"/>
           <w:sz w:val="24"/>
         </w:rPr>
-        <w:t xml:space="preserve">FR-03 (Inventory Management): </w:t>
+        <w:t xml:space="preserve">FR-03 (Search &amp; Filter): </w:t>
       </w:r>
       <w:r>
         <w:rPr>
@@ -994,7 +994,7 @@
           <w:color w:val="000000"/>
           <w:sz w:val="24"/>
         </w:rPr>
-        <w:t>System manages resource listings with category, condition grade, total quantity, and available quantity.</w:t>
+        <w:t>Borrowers can search by typing item names or filtering by category.</w:t>
       </w:r>
     </w:p>
     <w:p>
@@ -1010,7 +1010,7 @@
           <w:color w:val="000000"/>
           <w:sz w:val="24"/>
         </w:rPr>
-        <w:t xml:space="preserve">FR-04 (Request Processing): </w:t>
+        <w:t xml:space="preserve">FR-04 (Request &amp; Approval): </w:t>
       </w:r>
       <w:r>
         <w:rPr>
@@ -1018,7 +1018,7 @@
           <w:color w:val="000000"/>
           <w:sz w:val="24"/>
         </w:rPr>
-        <w:t>System accepts donation requests and prevents organizations from requesting more units than currently available.</w:t>
+        <w:t>Borrowers can send requests, and owners can approve or reject them with a single click.</w:t>
       </w:r>
     </w:p>
     <w:p>
@@ -1034,7 +1034,7 @@
           <w:color w:val="000000"/>
           <w:sz w:val="24"/>
         </w:rPr>
-        <w:t xml:space="preserve">FR-05 (Distribution &amp; Reports): </w:t>
+        <w:t xml:space="preserve">FR-05 (Return &amp; History): </w:t>
       </w:r>
       <w:r>
         <w:rPr>
@@ -1042,7 +1042,7 @@
           <w:color w:val="000000"/>
           <w:sz w:val="24"/>
         </w:rPr>
-        <w:t>System records handover details and provides exportable summary reports for audit records.</w:t>
+        <w:t>Borrowers can mark items returned, and all completed loans are saved in a history log.</w:t>
       </w:r>
     </w:p>
     <w:p>
@@ -1073,7 +1073,7 @@
           <w:color w:val="000000"/>
           <w:sz w:val="24"/>
         </w:rPr>
-        <w:t xml:space="preserve">NFR-01 (Data Security): </w:t>
+        <w:t xml:space="preserve">NFR-01 (Security): </w:t>
       </w:r>
       <w:r>
         <w:rPr>
@@ -1081,7 +1081,7 @@
           <w:color w:val="000000"/>
           <w:sz w:val="24"/>
         </w:rPr>
-        <w:t>Secure session cookies prevent unauthorized access to administrative pages.</w:t>
+        <w:t>All passwords are encrypted with hashing so that passwords are never stored in plain text.</w:t>
       </w:r>
     </w:p>
     <w:p>
@@ -1105,7 +1105,7 @@
           <w:color w:val="000000"/>
           <w:sz w:val="24"/>
         </w:rPr>
-        <w:t>Database queries load item lists and organization records in under 1 second.</w:t>
+        <w:t>Pages load quickly, and search results appear in less than 1 second.</w:t>
       </w:r>
     </w:p>
     <w:p>
@@ -1121,7 +1121,7 @@
           <w:color w:val="000000"/>
           <w:sz w:val="24"/>
         </w:rPr>
-        <w:t xml:space="preserve">NFR-03 (Stock Accuracy): </w:t>
+        <w:t xml:space="preserve">NFR-03 (Reliability): </w:t>
       </w:r>
       <w:r>
         <w:rPr>
@@ -1129,7 +1129,7 @@
           <w:color w:val="000000"/>
           <w:sz w:val="24"/>
         </w:rPr>
-        <w:t>Transactions ensure that stock quantities are updated accurately without duplicate booking errors.</w:t>
+        <w:t>The database stays online 24/7 and reconnects automatically if the network drops.</w:t>
       </w:r>
     </w:p>
     <w:p>
@@ -1153,7 +1153,7 @@
           <w:color w:val="000000"/>
           <w:sz w:val="24"/>
         </w:rPr>
-        <w:t>Intuitive navigation with clear buttons and forms so staff can operate the system with minimal training.</w:t>
+        <w:t>The layout uses clear fonts, visible buttons, and friendly colors so anyone can use it without confusion.</w:t>
       </w:r>
     </w:p>
     <w:sectPr>
